--- a/doc/詞/宋朝/蘇東坡/蘇軾-江城子·乙卯正月二十日夜記夢.docx
+++ b/doc/詞/宋朝/蘇東坡/蘇軾-江城子·乙卯正月二十日夜記夢.docx
@@ -1,6 +1,6 @@
 
 <file path=word/document.xml><?xml version="1.0" encoding="utf-8"?>
-<w:document xmlns:wpc="http://schemas.microsoft.com/office/word/2010/wordprocessingCanvas" xmlns:cx="http://schemas.microsoft.com/office/drawing/2014/chartex" xmlns:cx1="http://schemas.microsoft.com/office/drawing/2015/9/8/chartex" xmlns:cx2="http://schemas.microsoft.com/office/drawing/2015/10/21/chartex" xmlns:cx3="http://schemas.microsoft.com/office/drawing/2016/5/9/chartex" xmlns:cx4="http://schemas.microsoft.com/office/drawing/2016/5/10/chartex" xmlns:cx5="http://schemas.microsoft.com/office/drawing/2016/5/11/chartex" xmlns:cx6="http://schemas.microsoft.com/office/drawing/2016/5/12/chartex" xmlns:cx7="http://schemas.microsoft.com/office/drawing/2016/5/13/chartex" xmlns:cx8="http://schemas.microsoft.com/office/drawing/2016/5/14/chartex" xmlns:mc="http://schemas.openxmlformats.org/markup-compatibility/2006" xmlns:aink="http://schemas.microsoft.com/office/drawing/2016/ink" xmlns:am3d="http://schemas.microsoft.com/office/drawing/2017/model3d" xmlns:o="urn:schemas-microsoft-com:office:office" xmlns:oel="http://schemas.microsoft.com/office/2019/extlst" xmlns:r="http://schemas.openxmlformats.org/officeDocument/2006/relationships" xmlns:m="http://schemas.openxmlformats.org/officeDocument/2006/math" xmlns:v="urn:schemas-microsoft-com:vml" xmlns:wp14="http://schemas.microsoft.com/office/word/2010/wordprocessingDrawing" xmlns:wp="http://schemas.openxmlformats.org/drawingml/2006/wordprocessingDrawing" xmlns:w10="urn:schemas-microsoft-com:office:word" xmlns:w="http://schemas.openxmlformats.org/wordprocessingml/2006/main" xmlns:w14="http://schemas.microsoft.com/office/word/2010/wordml" xmlns:w15="http://schemas.microsoft.com/office/word/2012/wordml" xmlns:w16cex="http://schemas.microsoft.com/office/word/2018/wordml/cex" xmlns:w16cid="http://schemas.microsoft.com/office/word/2016/wordml/cid" xmlns:w16="http://schemas.microsoft.com/office/word/2018/wordml" xmlns:w16du="http://schemas.microsoft.com/office/word/2023/wordml/word16du" xmlns:w16sdtdh="http://schemas.microsoft.com/office/word/2020/wordml/sdtdatahash" xmlns:w16se="http://schemas.microsoft.com/office/word/2015/wordml/symex" xmlns:wpg="http://schemas.microsoft.com/office/word/2010/wordprocessingGroup" xmlns:wpi="http://schemas.microsoft.com/office/word/2010/wordprocessingInk" xmlns:wne="http://schemas.microsoft.com/office/word/2006/wordml" xmlns:wps="http://schemas.microsoft.com/office/word/2010/wordprocessingShape" mc:Ignorable="w14 w15 w16se w16cid w16 w16cex w16sdtdh wp14">
+<w:document xmlns:wpc="http://schemas.microsoft.com/office/word/2010/wordprocessingCanvas" xmlns:cx="http://schemas.microsoft.com/office/drawing/2014/chartex" xmlns:cx1="http://schemas.microsoft.com/office/drawing/2015/9/8/chartex" xmlns:cx2="http://schemas.microsoft.com/office/drawing/2015/10/21/chartex" xmlns:cx3="http://schemas.microsoft.com/office/drawing/2016/5/9/chartex" xmlns:cx4="http://schemas.microsoft.com/office/drawing/2016/5/10/chartex" xmlns:cx5="http://schemas.microsoft.com/office/drawing/2016/5/11/chartex" xmlns:cx6="http://schemas.microsoft.com/office/drawing/2016/5/12/chartex" xmlns:cx7="http://schemas.microsoft.com/office/drawing/2016/5/13/chartex" xmlns:cx8="http://schemas.microsoft.com/office/drawing/2016/5/14/chartex" xmlns:mc="http://schemas.openxmlformats.org/markup-compatibility/2006" xmlns:aink="http://schemas.microsoft.com/office/drawing/2016/ink" xmlns:am3d="http://schemas.microsoft.com/office/drawing/2017/model3d" xmlns:o="urn:schemas-microsoft-com:office:office" xmlns:r="http://schemas.openxmlformats.org/officeDocument/2006/relationships" xmlns:m="http://schemas.openxmlformats.org/officeDocument/2006/math" xmlns:v="urn:schemas-microsoft-com:vml" xmlns:wp14="http://schemas.microsoft.com/office/word/2010/wordprocessingDrawing" xmlns:wp="http://schemas.openxmlformats.org/drawingml/2006/wordprocessingDrawing" xmlns:w10="urn:schemas-microsoft-com:office:word" xmlns:w="http://schemas.openxmlformats.org/wordprocessingml/2006/main" xmlns:w14="http://schemas.microsoft.com/office/word/2010/wordml" xmlns:w15="http://schemas.microsoft.com/office/word/2012/wordml" xmlns:w16cex="http://schemas.microsoft.com/office/word/2018/wordml/cex" xmlns:w16cid="http://schemas.microsoft.com/office/word/2016/wordml/cid" xmlns:w16="http://schemas.microsoft.com/office/word/2018/wordml" xmlns:w16sdtdh="http://schemas.microsoft.com/office/word/2020/wordml/sdtdatahash" xmlns:w16se="http://schemas.microsoft.com/office/word/2015/wordml/symex" xmlns:wpg="http://schemas.microsoft.com/office/word/2010/wordprocessingGroup" xmlns:wpi="http://schemas.microsoft.com/office/word/2010/wordprocessingInk" xmlns:wne="http://schemas.microsoft.com/office/word/2006/wordml" xmlns:wps="http://schemas.microsoft.com/office/word/2010/wordprocessingShape" mc:Ignorable="w14 w15 w16se w16cid w16 w16cex w16sdtdh wp14">
   <w:body>
     <w:p>
       <w:pPr>
@@ -13,37 +13,57 @@
       <w:r>
         <w:rPr>
           <w:rFonts w:hint="eastAsia"/>
+          <w:b/>
+          <w:bCs/>
           <w:kern w:val="0"/>
-          <w:sz w:val="52"/>
+          <w:sz w:val="40"/>
+          <w:szCs w:val="40"/>
         </w:rPr>
         <w:t>蘇軾</w:t>
       </w:r>
       <w:r>
         <w:rPr>
           <w:rFonts w:hint="eastAsia"/>
+          <w:b/>
+          <w:bCs/>
           <w:kern w:val="0"/>
-          <w:sz w:val="44"/>
-          <w:szCs w:val="44"/>
+          <w:sz w:val="40"/>
+          <w:szCs w:val="40"/>
         </w:rPr>
         <w:t>《</w:t>
       </w:r>
       <w:r>
         <w:rPr>
           <w:rFonts w:hint="eastAsia"/>
+          <w:b/>
+          <w:bCs/>
           <w:kern w:val="0"/>
-          <w:sz w:val="44"/>
-          <w:szCs w:val="44"/>
+          <w:sz w:val="40"/>
+          <w:szCs w:val="40"/>
         </w:rPr>
         <w:t>江城子·乙卯正月二十日夜記夢</w:t>
       </w:r>
       <w:r>
         <w:rPr>
           <w:rFonts w:hint="eastAsia"/>
+          <w:b/>
+          <w:bCs/>
           <w:kern w:val="0"/>
-          <w:sz w:val="44"/>
-          <w:szCs w:val="44"/>
+          <w:sz w:val="40"/>
+          <w:szCs w:val="40"/>
         </w:rPr>
         <w:t>》</w:t>
+      </w:r>
+      <w:r>
+        <w:rPr>
+          <w:rFonts w:hint="eastAsia"/>
+          <w:b/>
+          <w:bCs/>
+          <w:kern w:val="0"/>
+          <w:sz w:val="40"/>
+          <w:szCs w:val="40"/>
+        </w:rPr>
+        <w:t xml:space="preserve"> </w:t>
       </w:r>
       <w:r>
         <w:rPr>
@@ -235,7 +255,7 @@
     </w:p>
     <w:p>
       <w:pPr>
-        <w:spacing w:after="0" w:line="400" w:lineRule="exact"/>
+        <w:spacing w:after="0" w:line="440" w:lineRule="exact"/>
         <w:ind w:left="0" w:right="0" w:firstLine="0"/>
         <w:rPr>
           <w:szCs w:val="28"/>
@@ -246,77 +266,24 @@
           <w:rFonts w:hint="eastAsia"/>
           <w:szCs w:val="28"/>
         </w:rPr>
-        <w:t xml:space="preserve">    </w:t>
-      </w:r>
-      <w:r>
-        <w:rPr>
-          <w:rFonts w:hint="eastAsia"/>
-          <w:szCs w:val="28"/>
-        </w:rPr>
-        <w:t>兩人一生一死，隔絕十年，相互思念卻無法相見。不想讓自己去思念，自己卻難以忘懷。妻子的</w:t>
-      </w:r>
-      <w:proofErr w:type="gramStart"/>
-      <w:r>
-        <w:rPr>
-          <w:rFonts w:hint="eastAsia"/>
-          <w:szCs w:val="28"/>
-        </w:rPr>
-        <w:t>孤墳遠在</w:t>
-      </w:r>
-      <w:proofErr w:type="gramEnd"/>
-      <w:r>
-        <w:rPr>
-          <w:rFonts w:hint="eastAsia"/>
-          <w:szCs w:val="28"/>
-        </w:rPr>
-        <w:t>千里，沒有地方跟她訴說心中的淒涼悲傷。即使相逢也應該不會認識，因為我四處奔波，灰塵滿面，</w:t>
-      </w:r>
-      <w:proofErr w:type="gramStart"/>
-      <w:r>
-        <w:rPr>
-          <w:rFonts w:hint="eastAsia"/>
-          <w:szCs w:val="28"/>
-        </w:rPr>
-        <w:t>鬢髮如霜</w:t>
-      </w:r>
-      <w:proofErr w:type="gramEnd"/>
-      <w:r>
-        <w:rPr>
-          <w:rFonts w:hint="eastAsia"/>
-          <w:szCs w:val="28"/>
-        </w:rPr>
-        <w:t>。</w:t>
+        <w:t>我們夫妻二人生死相隔已經十年，縱使不去刻意思念，卻也怎樣都無法忘懷。</w:t>
       </w:r>
     </w:p>
     <w:p>
       <w:pPr>
-        <w:spacing w:after="0" w:line="480" w:lineRule="exact"/>
+        <w:spacing w:after="0" w:line="440" w:lineRule="exact"/>
         <w:ind w:left="0" w:right="0" w:firstLine="0"/>
         <w:rPr>
           <w:szCs w:val="28"/>
         </w:rPr>
       </w:pPr>
-      <w:r>
-        <w:rPr>
-          <w:rFonts w:hint="eastAsia"/>
-          <w:szCs w:val="28"/>
-        </w:rPr>
-        <w:t xml:space="preserve">    </w:t>
-      </w:r>
-      <w:r>
-        <w:rPr>
-          <w:rFonts w:hint="eastAsia"/>
-          <w:szCs w:val="28"/>
-        </w:rPr>
-        <w:t>晚上忽然在隱約的夢境中回到了家鄉，只見妻子正在</w:t>
-      </w:r>
       <w:proofErr w:type="gramStart"/>
       <w:r>
         <w:rPr>
           <w:rFonts w:hint="eastAsia"/>
           <w:szCs w:val="28"/>
         </w:rPr>
-        <w:t>小窗前對</w:t>
+        <w:t>那座遠在</w:t>
       </w:r>
       <w:proofErr w:type="gramEnd"/>
       <w:r>
@@ -324,7 +291,7 @@
           <w:rFonts w:hint="eastAsia"/>
           <w:szCs w:val="28"/>
         </w:rPr>
-        <w:t>鏡梳妝。兩人互相望著，千言萬語不知從</w:t>
+        <w:t>千里之外的</w:t>
       </w:r>
       <w:proofErr w:type="gramStart"/>
       <w:r>
@@ -332,7 +299,7 @@
           <w:rFonts w:hint="eastAsia"/>
           <w:szCs w:val="28"/>
         </w:rPr>
-        <w:t>何說起</w:t>
+        <w:t>孤墳啊</w:t>
       </w:r>
       <w:proofErr w:type="gramEnd"/>
       <w:r>
@@ -340,47 +307,124 @@
           <w:rFonts w:hint="eastAsia"/>
           <w:szCs w:val="28"/>
         </w:rPr>
-        <w:t>，只有相對無言淚落千行。</w:t>
-      </w:r>
-      <w:r>
-        <w:rPr>
-          <w:rFonts w:hint="eastAsia"/>
-          <w:szCs w:val="28"/>
-        </w:rPr>
-        <w:t>料想在往後的歲月裡，能夠讓我肝腸寸斷、念念不忘的，只有</w:t>
-      </w:r>
-      <w:r>
-        <w:rPr>
-          <w:rFonts w:hint="eastAsia"/>
-          <w:szCs w:val="28"/>
-        </w:rPr>
-        <w:t>妳</w:t>
-      </w:r>
-      <w:r>
-        <w:rPr>
-          <w:rFonts w:hint="eastAsia"/>
-          <w:szCs w:val="28"/>
-        </w:rPr>
-        <w:t>那</w:t>
-      </w:r>
-      <w:r>
-        <w:rPr>
-          <w:rFonts w:hint="eastAsia"/>
-          <w:szCs w:val="28"/>
-        </w:rPr>
-        <w:t>在</w:t>
-      </w:r>
-      <w:r>
-        <w:rPr>
-          <w:rFonts w:hint="eastAsia"/>
-          <w:szCs w:val="28"/>
-        </w:rPr>
-        <w:t>明月照耀之下，孤零零的墳墓了。</w:t>
+        <w:t>，連想要向她訴說心中的淒涼孤苦，都找不到地方。</w:t>
       </w:r>
     </w:p>
     <w:p>
       <w:pPr>
-        <w:spacing w:beforeLines="100" w:before="240" w:after="0" w:line="440" w:lineRule="exact"/>
+        <w:spacing w:after="0" w:line="440" w:lineRule="exact"/>
+        <w:ind w:left="0" w:right="0" w:firstLine="0"/>
+        <w:rPr>
+          <w:szCs w:val="28"/>
+        </w:rPr>
+      </w:pPr>
+      <w:r>
+        <w:rPr>
+          <w:rFonts w:hint="eastAsia"/>
+          <w:szCs w:val="28"/>
+        </w:rPr>
+        <w:t>就算今天我們奇蹟般地重逢，妳大概也認不出我了吧？此時的我早已風塵僕僕、滿臉憔悴，</w:t>
+      </w:r>
+      <w:proofErr w:type="gramStart"/>
+      <w:r>
+        <w:rPr>
+          <w:rFonts w:hint="eastAsia"/>
+          <w:szCs w:val="28"/>
+        </w:rPr>
+        <w:t>兩鬢的頭髮</w:t>
+      </w:r>
+      <w:proofErr w:type="gramEnd"/>
+      <w:r>
+        <w:rPr>
+          <w:rFonts w:hint="eastAsia"/>
+          <w:szCs w:val="28"/>
+        </w:rPr>
+        <w:t>也白</w:t>
+      </w:r>
+      <w:proofErr w:type="gramStart"/>
+      <w:r>
+        <w:rPr>
+          <w:rFonts w:hint="eastAsia"/>
+          <w:szCs w:val="28"/>
+        </w:rPr>
+        <w:t>得像霜一樣</w:t>
+      </w:r>
+      <w:proofErr w:type="gramEnd"/>
+      <w:r>
+        <w:rPr>
+          <w:rFonts w:hint="eastAsia"/>
+          <w:szCs w:val="28"/>
+        </w:rPr>
+        <w:t>。</w:t>
+      </w:r>
+    </w:p>
+    <w:p>
+      <w:pPr>
+        <w:spacing w:beforeLines="50" w:before="120" w:after="0" w:line="440" w:lineRule="exact"/>
+        <w:ind w:left="0" w:right="0" w:firstLine="0"/>
+        <w:rPr>
+          <w:szCs w:val="28"/>
+        </w:rPr>
+      </w:pPr>
+      <w:r>
+        <w:rPr>
+          <w:rFonts w:hint="eastAsia"/>
+          <w:szCs w:val="28"/>
+        </w:rPr>
+        <w:t>昨夜深夜裡，我忽然在幽夢中回到了家鄉。只見妳</w:t>
+      </w:r>
+      <w:proofErr w:type="gramStart"/>
+      <w:r>
+        <w:rPr>
+          <w:rFonts w:hint="eastAsia"/>
+          <w:szCs w:val="28"/>
+        </w:rPr>
+        <w:t>正坐</w:t>
+      </w:r>
+      <w:proofErr w:type="gramEnd"/>
+      <w:r>
+        <w:rPr>
+          <w:rFonts w:hint="eastAsia"/>
+          <w:szCs w:val="28"/>
+        </w:rPr>
+        <w:t>在小窗戶前，對著鏡子梳妝打扮。我們四目相望，千言萬語不知從</w:t>
+      </w:r>
+      <w:proofErr w:type="gramStart"/>
+      <w:r>
+        <w:rPr>
+          <w:rFonts w:hint="eastAsia"/>
+          <w:szCs w:val="28"/>
+        </w:rPr>
+        <w:t>何說起</w:t>
+      </w:r>
+      <w:proofErr w:type="gramEnd"/>
+      <w:r>
+        <w:rPr>
+          <w:rFonts w:hint="eastAsia"/>
+          <w:szCs w:val="28"/>
+        </w:rPr>
+        <w:t>，一時之間竟哽咽無言，只有淚水千行奪眶而出。料想每年讓我肝腸寸斷的地方，就是那明月照耀、長滿矮小松樹的</w:t>
+      </w:r>
+      <w:proofErr w:type="gramStart"/>
+      <w:r>
+        <w:rPr>
+          <w:rFonts w:hint="eastAsia"/>
+          <w:szCs w:val="28"/>
+        </w:rPr>
+        <w:t>荒岡上</w:t>
+      </w:r>
+      <w:proofErr w:type="gramEnd"/>
+      <w:r>
+        <w:rPr>
+          <w:rFonts w:hint="eastAsia"/>
+          <w:szCs w:val="28"/>
+        </w:rPr>
+        <w:t>，埋葬著妳的墳墓。</w:t>
+      </w:r>
+    </w:p>
+    <w:p>
+      <w:pPr>
+        <w:spacing w:beforeLines="50" w:before="120" w:after="0" w:line="440" w:lineRule="exact"/>
         <w:ind w:left="0" w:right="0" w:firstLine="0"/>
         <w:rPr>
           <w:sz w:val="32"/>
@@ -403,63 +447,185 @@
           <w:ilvl w:val="0"/>
           <w:numId w:val="37"/>
         </w:numPr>
-        <w:spacing w:after="0" w:line="400" w:lineRule="exact"/>
-        <w:ind w:leftChars="0" w:right="0"/>
-        <w:rPr>
-          <w:color w:val="0F0F0F"/>
-          <w:szCs w:val="28"/>
-        </w:rPr>
-      </w:pPr>
-      <w:r>
-        <w:rPr>
-          <w:rFonts w:hint="eastAsia"/>
-          <w:color w:val="0F0F0F"/>
-          <w:szCs w:val="28"/>
-        </w:rPr>
-        <w:t>乙卯：公元</w:t>
-      </w:r>
-      <w:r>
-        <w:rPr>
-          <w:color w:val="0F0F0F"/>
-          <w:szCs w:val="28"/>
-        </w:rPr>
-        <w:t>1075年，即</w:t>
-      </w:r>
-      <w:r>
-        <w:rPr>
+        <w:spacing w:after="0" w:line="420" w:lineRule="exact"/>
+        <w:ind w:leftChars="0" w:left="284" w:right="0" w:hanging="301"/>
+        <w:jc w:val="both"/>
+        <w:rPr>
+          <w:color w:val="0F0F0F"/>
+          <w:szCs w:val="28"/>
+        </w:rPr>
+      </w:pPr>
+      <w:r>
+        <w:rPr>
+          <w:rFonts w:hint="eastAsia"/>
+          <w:color w:val="0F0F0F"/>
+          <w:szCs w:val="28"/>
+        </w:rPr>
+        <w:t>十年：</w:t>
+      </w:r>
+      <w:r>
+        <w:rPr>
+          <w:rFonts w:hint="eastAsia"/>
+          <w:color w:val="0F0F0F"/>
+          <w:szCs w:val="28"/>
+        </w:rPr>
+        <w:t>指</w:t>
+      </w:r>
+      <w:r>
+        <w:rPr>
+          <w:rFonts w:hint="eastAsia"/>
           <w:color w:val="0F0F0F"/>
           <w:szCs w:val="28"/>
           <w:u w:val="single"/>
         </w:rPr>
-        <w:t>北宋</w:t>
-      </w:r>
-      <w:r>
-        <w:rPr>
-          <w:rFonts w:hint="eastAsia"/>
-          <w:color w:val="0F0F0F"/>
-          <w:szCs w:val="28"/>
-        </w:rPr>
-        <w:t xml:space="preserve"> </w:t>
+        <w:t>蘇軾</w:t>
+      </w:r>
+      <w:r>
+        <w:rPr>
+          <w:rFonts w:hint="eastAsia"/>
+          <w:color w:val="0F0F0F"/>
+          <w:szCs w:val="28"/>
+        </w:rPr>
+        <w:t>與妻子</w:t>
+      </w:r>
+      <w:r>
+        <w:rPr>
+          <w:rFonts w:hint="eastAsia"/>
+          <w:color w:val="0F0F0F"/>
+          <w:szCs w:val="28"/>
+          <w:u w:val="single"/>
+        </w:rPr>
+        <w:t>王</w:t>
       </w:r>
       <w:proofErr w:type="gramStart"/>
       <w:r>
         <w:rPr>
+          <w:rFonts w:hint="eastAsia"/>
           <w:color w:val="0F0F0F"/>
           <w:szCs w:val="28"/>
           <w:u w:val="single"/>
         </w:rPr>
+        <w:t>弗</w:t>
+      </w:r>
+      <w:proofErr w:type="gramEnd"/>
+      <w:r>
+        <w:rPr>
+          <w:rFonts w:hint="eastAsia"/>
+          <w:color w:val="0F0F0F"/>
+          <w:szCs w:val="28"/>
+        </w:rPr>
+        <w:t>生死相隔的時間</w:t>
+      </w:r>
+      <w:r>
+        <w:rPr>
+          <w:rFonts w:hint="eastAsia"/>
+          <w:color w:val="0F0F0F"/>
+          <w:szCs w:val="28"/>
+        </w:rPr>
+        <w:t>（十年）。</w:t>
+      </w:r>
+      <w:r>
+        <w:rPr>
+          <w:rFonts w:hint="eastAsia"/>
+          <w:color w:val="0F0F0F"/>
+          <w:szCs w:val="28"/>
+          <w:u w:val="single"/>
+        </w:rPr>
+        <w:t>王</w:t>
+      </w:r>
+      <w:proofErr w:type="gramStart"/>
+      <w:r>
+        <w:rPr>
+          <w:rFonts w:hint="eastAsia"/>
+          <w:color w:val="0F0F0F"/>
+          <w:szCs w:val="28"/>
+          <w:u w:val="single"/>
+        </w:rPr>
+        <w:t>弗</w:t>
+      </w:r>
+      <w:r>
+        <w:rPr>
+          <w:rFonts w:hint="eastAsia"/>
+          <w:color w:val="0F0F0F"/>
+          <w:szCs w:val="28"/>
+        </w:rPr>
+        <w:t>於治</w:t>
+      </w:r>
+      <w:proofErr w:type="gramEnd"/>
+      <w:r>
+        <w:rPr>
+          <w:rFonts w:hint="eastAsia"/>
+          <w:color w:val="0F0F0F"/>
+          <w:szCs w:val="28"/>
+        </w:rPr>
+        <w:t>平元年（</w:t>
+      </w:r>
+      <w:r>
+        <w:rPr>
+          <w:color w:val="0F0F0F"/>
+          <w:szCs w:val="28"/>
+        </w:rPr>
+        <w:t>1064年）去世</w:t>
+      </w:r>
+      <w:r>
+        <w:rPr>
+          <w:color w:val="0F0F0F"/>
+          <w:szCs w:val="28"/>
+        </w:rPr>
+        <w:br/>
+      </w:r>
+      <w:r>
+        <w:rPr>
+          <w:color w:val="0F0F0F"/>
+          <w:szCs w:val="28"/>
+        </w:rPr>
+        <w:t>，</w:t>
+      </w:r>
+      <w:proofErr w:type="gramStart"/>
+      <w:r>
+        <w:rPr>
+          <w:color w:val="0F0F0F"/>
+          <w:szCs w:val="28"/>
+        </w:rPr>
+        <w:t>此詞作於</w:t>
+      </w:r>
+      <w:r>
+        <w:rPr>
+          <w:color w:val="0F0F0F"/>
+          <w:szCs w:val="28"/>
+          <w:u w:val="single"/>
+        </w:rPr>
         <w:t>熙寧</w:t>
       </w:r>
-      <w:r>
-        <w:rPr>
-          <w:color w:val="0F0F0F"/>
-          <w:szCs w:val="28"/>
-        </w:rPr>
-        <w:t>八年</w:t>
-      </w:r>
       <w:proofErr w:type="gramEnd"/>
       <w:r>
         <w:rPr>
+          <w:color w:val="0F0F0F"/>
+          <w:szCs w:val="28"/>
+        </w:rPr>
+        <w:t>十年（1075年）正月，正好整整十年。</w:t>
+      </w:r>
+      <w:r>
+        <w:rPr>
+          <w:rFonts w:hint="eastAsia"/>
+          <w:color w:val="0F0F0F"/>
+          <w:szCs w:val="28"/>
+        </w:rPr>
+        <w:t>十年的漫長歲月非但沒有沖淡思念，反而讓這份傷痛在漫長的時光中沉澱得更加厚重與深</w:t>
+      </w:r>
+      <w:proofErr w:type="gramStart"/>
+      <w:r>
+        <w:rPr>
+          <w:rFonts w:hint="eastAsia"/>
+          <w:color w:val="0F0F0F"/>
+          <w:szCs w:val="28"/>
+        </w:rPr>
+        <w:t>沉</w:t>
+      </w:r>
+      <w:proofErr w:type="gramEnd"/>
+      <w:r>
+        <w:rPr>
+          <w:rFonts w:hint="eastAsia"/>
           <w:color w:val="0F0F0F"/>
           <w:szCs w:val="28"/>
         </w:rPr>
@@ -473,39 +639,39 @@
           <w:ilvl w:val="0"/>
           <w:numId w:val="37"/>
         </w:numPr>
-        <w:spacing w:after="0" w:line="400" w:lineRule="exact"/>
-        <w:ind w:leftChars="0" w:right="0"/>
-        <w:rPr>
-          <w:color w:val="0F0F0F"/>
-          <w:szCs w:val="28"/>
-        </w:rPr>
-      </w:pPr>
-      <w:r>
-        <w:rPr>
-          <w:rFonts w:hint="eastAsia"/>
-          <w:color w:val="0F0F0F"/>
-          <w:szCs w:val="28"/>
-        </w:rPr>
-        <w:t>十年：指結髮妻子</w:t>
-      </w:r>
-      <w:r>
-        <w:rPr>
-          <w:rFonts w:hint="eastAsia"/>
-          <w:color w:val="0F0F0F"/>
-          <w:szCs w:val="28"/>
-          <w:u w:val="single"/>
-        </w:rPr>
-        <w:t>王</w:t>
+        <w:spacing w:after="0" w:line="420" w:lineRule="exact"/>
+        <w:ind w:leftChars="0" w:left="284" w:right="0" w:hanging="301"/>
+        <w:jc w:val="both"/>
+        <w:rPr>
+          <w:color w:val="0F0F0F"/>
+          <w:szCs w:val="28"/>
+        </w:rPr>
+      </w:pPr>
+      <w:r>
+        <w:rPr>
+          <w:rFonts w:hint="eastAsia"/>
+          <w:color w:val="0F0F0F"/>
+          <w:szCs w:val="28"/>
+        </w:rPr>
+        <w:t>思量</w:t>
+      </w:r>
+      <w:r>
+        <w:rPr>
+          <w:rFonts w:hint="eastAsia"/>
+          <w:color w:val="0F0F0F"/>
+          <w:szCs w:val="28"/>
+        </w:rPr>
+        <w:t>(</w:t>
       </w:r>
       <w:proofErr w:type="gramStart"/>
       <w:r>
         <w:rPr>
           <w:rFonts w:hint="eastAsia"/>
-          <w:color w:val="0F0F0F"/>
-          <w:szCs w:val="28"/>
-          <w:u w:val="single"/>
-        </w:rPr>
-        <w:t>弗</w:t>
+          <w:color w:val="FF0000"/>
+          <w:sz w:val="16"/>
+          <w:szCs w:val="16"/>
+        </w:rPr>
+        <w:t>ㄌㄧㄤˊ</w:t>
       </w:r>
       <w:proofErr w:type="gramEnd"/>
       <w:r>
@@ -514,7 +680,85 @@
           <w:color w:val="0F0F0F"/>
           <w:szCs w:val="28"/>
         </w:rPr>
-        <w:t>去世已十年。</w:t>
+        <w:t>)</w:t>
+      </w:r>
+      <w:r>
+        <w:rPr>
+          <w:rFonts w:hint="eastAsia"/>
+          <w:color w:val="0F0F0F"/>
+          <w:szCs w:val="28"/>
+        </w:rPr>
+        <w:t>：</w:t>
+      </w:r>
+      <w:r>
+        <w:rPr>
+          <w:rFonts w:hint="eastAsia"/>
+          <w:color w:val="0F0F0F"/>
+          <w:szCs w:val="28"/>
+        </w:rPr>
+        <w:t>思念、考慮、盤算。表面上說「不思量」（不去刻意想念），實則是「自難忘」（根本無法忘懷）。這種</w:t>
+      </w:r>
+      <w:r>
+        <w:rPr>
+          <w:rFonts w:hint="eastAsia"/>
+          <w:b/>
+          <w:bCs/>
+          <w:color w:val="0F0F0F"/>
+          <w:szCs w:val="28"/>
+        </w:rPr>
+        <w:t>欲蓋彌彰</w:t>
+      </w:r>
+      <w:r>
+        <w:rPr>
+          <w:rFonts w:hint="eastAsia"/>
+          <w:color w:val="0F0F0F"/>
+          <w:szCs w:val="28"/>
+        </w:rPr>
+        <w:t>的寫法，反襯出思念已經融入骨髓</w:t>
+      </w:r>
+      <w:r>
+        <w:rPr>
+          <w:rFonts w:hint="eastAsia"/>
+          <w:color w:val="0F0F0F"/>
+          <w:szCs w:val="28"/>
+        </w:rPr>
+        <w:t>(</w:t>
+      </w:r>
+      <w:proofErr w:type="gramStart"/>
+      <w:r>
+        <w:rPr>
+          <w:rFonts w:hint="eastAsia"/>
+          <w:color w:val="FF0000"/>
+          <w:sz w:val="16"/>
+          <w:szCs w:val="16"/>
+        </w:rPr>
+        <w:t>ㄙㄨㄟ</w:t>
+      </w:r>
+      <w:r>
+        <w:rPr>
+          <w:rFonts w:hint="eastAsia"/>
+          <w:color w:val="FF0000"/>
+          <w:sz w:val="16"/>
+          <w:szCs w:val="16"/>
+        </w:rPr>
+        <w:t>ˇ</w:t>
+      </w:r>
+      <w:proofErr w:type="gramEnd"/>
+      <w:r>
+        <w:rPr>
+          <w:rFonts w:hint="eastAsia"/>
+          <w:color w:val="0F0F0F"/>
+          <w:szCs w:val="28"/>
+        </w:rPr>
+        <w:t>)</w:t>
+      </w:r>
+      <w:r>
+        <w:rPr>
+          <w:rFonts w:hint="eastAsia"/>
+          <w:color w:val="0F0F0F"/>
+          <w:szCs w:val="28"/>
+        </w:rPr>
+        <w:t>、成為本能，根本不需要刻意去想，就已經無時無刻不在心中。</w:t>
       </w:r>
     </w:p>
     <w:p>
@@ -524,55 +768,181 @@
           <w:ilvl w:val="0"/>
           <w:numId w:val="37"/>
         </w:numPr>
-        <w:spacing w:after="0" w:line="400" w:lineRule="exact"/>
-        <w:ind w:leftChars="0" w:right="0"/>
-        <w:rPr>
-          <w:color w:val="0F0F0F"/>
-          <w:szCs w:val="28"/>
-        </w:rPr>
-      </w:pPr>
-      <w:r>
-        <w:rPr>
-          <w:rFonts w:hint="eastAsia"/>
-          <w:color w:val="0F0F0F"/>
-          <w:szCs w:val="28"/>
-        </w:rPr>
-        <w:t>思量：想念。“量”按格律應念平聲</w:t>
-      </w:r>
-      <w:r>
-        <w:rPr>
-          <w:rFonts w:hint="eastAsia"/>
-          <w:color w:val="0F0F0F"/>
-          <w:szCs w:val="28"/>
-        </w:rPr>
-        <w:t>「</w:t>
+        <w:spacing w:after="0" w:line="420" w:lineRule="exact"/>
+        <w:ind w:leftChars="0" w:left="284" w:right="0" w:hanging="301"/>
+        <w:jc w:val="both"/>
+        <w:rPr>
+          <w:color w:val="0F0F0F"/>
+          <w:szCs w:val="28"/>
+        </w:rPr>
+      </w:pPr>
+      <w:r>
+        <w:rPr>
+          <w:rFonts w:hint="eastAsia"/>
+          <w:color w:val="0F0F0F"/>
+          <w:szCs w:val="28"/>
+        </w:rPr>
+        <w:t>千里：</w:t>
+      </w:r>
+      <w:r>
+        <w:rPr>
+          <w:rFonts w:hint="eastAsia"/>
+          <w:color w:val="0F0F0F"/>
+          <w:szCs w:val="28"/>
+        </w:rPr>
+        <w:t>形容空間距離的遙遠。</w:t>
+      </w:r>
+      <w:r>
+        <w:rPr>
+          <w:rFonts w:hint="eastAsia"/>
+          <w:color w:val="0F0F0F"/>
+          <w:szCs w:val="28"/>
+          <w:u w:val="single"/>
+        </w:rPr>
+        <w:t>蘇軾</w:t>
       </w:r>
       <w:proofErr w:type="gramStart"/>
       <w:r>
         <w:rPr>
           <w:rFonts w:hint="eastAsia"/>
-          <w:color w:val="FF0000"/>
-          <w:sz w:val="16"/>
-          <w:szCs w:val="16"/>
-        </w:rPr>
-        <w:t>ㄌㄧㄤˊ</w:t>
+          <w:color w:val="0F0F0F"/>
+          <w:szCs w:val="28"/>
+        </w:rPr>
+        <w:t>當時任</w:t>
+      </w:r>
+      <w:r>
+        <w:rPr>
+          <w:rFonts w:hint="eastAsia"/>
+          <w:color w:val="0F0F0F"/>
+          <w:szCs w:val="28"/>
+          <w:u w:val="single"/>
+        </w:rPr>
+        <w:t>密州</w:t>
       </w:r>
       <w:proofErr w:type="gramEnd"/>
       <w:r>
         <w:rPr>
           <w:rFonts w:hint="eastAsia"/>
-          <w:color w:val="000000" w:themeColor="text1"/>
-          <w:szCs w:val="28"/>
-        </w:rPr>
-        <w:t>」</w:t>
-      </w:r>
-      <w:r>
-        <w:rPr>
-          <w:rFonts w:hint="eastAsia"/>
-          <w:color w:val="0F0F0F"/>
-          <w:szCs w:val="28"/>
-        </w:rPr>
-        <w:t>。</w:t>
+          <w:color w:val="0F0F0F"/>
+          <w:szCs w:val="28"/>
+        </w:rPr>
+        <w:t>（今</w:t>
+      </w:r>
+      <w:r>
+        <w:rPr>
+          <w:rFonts w:hint="eastAsia"/>
+          <w:color w:val="0F0F0F"/>
+          <w:szCs w:val="28"/>
+          <w:u w:val="single"/>
+        </w:rPr>
+        <w:t>山東</w:t>
+      </w:r>
+      <w:r>
+        <w:rPr>
+          <w:rFonts w:hint="eastAsia"/>
+          <w:color w:val="0F0F0F"/>
+          <w:szCs w:val="28"/>
+        </w:rPr>
+        <w:t xml:space="preserve"> </w:t>
+      </w:r>
+      <w:r>
+        <w:rPr>
+          <w:rFonts w:hint="eastAsia"/>
+          <w:color w:val="0F0F0F"/>
+          <w:szCs w:val="28"/>
+          <w:u w:val="single"/>
+        </w:rPr>
+        <w:t>諸城</w:t>
+      </w:r>
+      <w:r>
+        <w:rPr>
+          <w:rFonts w:hint="eastAsia"/>
+          <w:color w:val="0F0F0F"/>
+          <w:szCs w:val="28"/>
+        </w:rPr>
+        <w:t>）</w:t>
+      </w:r>
+      <w:proofErr w:type="gramStart"/>
+      <w:r>
+        <w:rPr>
+          <w:rFonts w:hint="eastAsia"/>
+          <w:color w:val="0F0F0F"/>
+          <w:szCs w:val="28"/>
+        </w:rPr>
+        <w:t>知州</w:t>
+      </w:r>
+      <w:proofErr w:type="gramEnd"/>
+      <w:r>
+        <w:rPr>
+          <w:rFonts w:hint="eastAsia"/>
+          <w:color w:val="0F0F0F"/>
+          <w:szCs w:val="28"/>
+        </w:rPr>
+        <w:t>，而</w:t>
+      </w:r>
+      <w:r>
+        <w:rPr>
+          <w:rFonts w:hint="eastAsia"/>
+          <w:color w:val="0F0F0F"/>
+          <w:szCs w:val="28"/>
+          <w:u w:val="single"/>
+        </w:rPr>
+        <w:t>王</w:t>
+      </w:r>
+      <w:proofErr w:type="gramStart"/>
+      <w:r>
+        <w:rPr>
+          <w:rFonts w:hint="eastAsia"/>
+          <w:color w:val="0F0F0F"/>
+          <w:szCs w:val="28"/>
+          <w:u w:val="single"/>
+        </w:rPr>
+        <w:t>弗</w:t>
+      </w:r>
+      <w:proofErr w:type="gramEnd"/>
+      <w:r>
+        <w:rPr>
+          <w:rFonts w:hint="eastAsia"/>
+          <w:color w:val="0F0F0F"/>
+          <w:szCs w:val="28"/>
+        </w:rPr>
+        <w:t>葬於故鄉</w:t>
+      </w:r>
+      <w:r>
+        <w:rPr>
+          <w:rFonts w:hint="eastAsia"/>
+          <w:color w:val="0F0F0F"/>
+          <w:szCs w:val="28"/>
+          <w:u w:val="single"/>
+        </w:rPr>
+        <w:t>四川</w:t>
+      </w:r>
+      <w:r>
+        <w:rPr>
+          <w:rFonts w:hint="eastAsia"/>
+          <w:color w:val="0F0F0F"/>
+          <w:szCs w:val="28"/>
+        </w:rPr>
+        <w:t xml:space="preserve"> </w:t>
+      </w:r>
+      <w:proofErr w:type="gramStart"/>
+      <w:r>
+        <w:rPr>
+          <w:rFonts w:hint="eastAsia"/>
+          <w:color w:val="0F0F0F"/>
+          <w:szCs w:val="28"/>
+          <w:u w:val="single"/>
+        </w:rPr>
+        <w:t>眉山</w:t>
+      </w:r>
+      <w:proofErr w:type="gramEnd"/>
+      <w:r>
+        <w:rPr>
+          <w:rFonts w:hint="eastAsia"/>
+          <w:color w:val="0F0F0F"/>
+          <w:szCs w:val="28"/>
+        </w:rPr>
+        <w:t>，兩地相距數千里。</w:t>
       </w:r>
     </w:p>
     <w:p>
@@ -582,47 +952,22 @@
           <w:ilvl w:val="0"/>
           <w:numId w:val="37"/>
         </w:numPr>
-        <w:spacing w:after="0" w:line="400" w:lineRule="exact"/>
-        <w:ind w:leftChars="0" w:right="0"/>
-        <w:rPr>
-          <w:color w:val="0F0F0F"/>
-          <w:szCs w:val="28"/>
-        </w:rPr>
-      </w:pPr>
-      <w:r>
-        <w:rPr>
-          <w:rFonts w:hint="eastAsia"/>
-          <w:color w:val="0F0F0F"/>
-          <w:szCs w:val="28"/>
-        </w:rPr>
-        <w:t>千里：</w:t>
-      </w:r>
-      <w:r>
-        <w:rPr>
-          <w:rFonts w:hint="eastAsia"/>
-          <w:color w:val="0F0F0F"/>
-          <w:szCs w:val="28"/>
-          <w:u w:val="single"/>
-        </w:rPr>
-        <w:t>王</w:t>
-      </w:r>
+        <w:spacing w:after="0" w:line="420" w:lineRule="exact"/>
+        <w:ind w:leftChars="0" w:left="284" w:right="0" w:hanging="301"/>
+        <w:jc w:val="both"/>
+        <w:rPr>
+          <w:color w:val="0F0F0F"/>
+          <w:szCs w:val="28"/>
+        </w:rPr>
+      </w:pPr>
       <w:proofErr w:type="gramStart"/>
       <w:r>
         <w:rPr>
           <w:rFonts w:hint="eastAsia"/>
           <w:color w:val="0F0F0F"/>
           <w:szCs w:val="28"/>
-          <w:u w:val="single"/>
-        </w:rPr>
-        <w:t>弗</w:t>
-      </w:r>
-      <w:r>
-        <w:rPr>
-          <w:rFonts w:hint="eastAsia"/>
-          <w:color w:val="0F0F0F"/>
-          <w:szCs w:val="28"/>
-        </w:rPr>
-        <w:t>葬地</w:t>
+        </w:rPr>
+        <w:t>塵</w:t>
       </w:r>
       <w:proofErr w:type="gramEnd"/>
       <w:r>
@@ -630,17 +975,8 @@
           <w:rFonts w:hint="eastAsia"/>
           <w:color w:val="0F0F0F"/>
           <w:szCs w:val="28"/>
-          <w:u w:val="single"/>
-        </w:rPr>
-        <w:t>四川</w:t>
-      </w:r>
-      <w:r>
-        <w:rPr>
-          <w:rFonts w:hint="eastAsia"/>
-          <w:color w:val="0F0F0F"/>
-          <w:szCs w:val="28"/>
-        </w:rPr>
-        <w:t xml:space="preserve"> </w:t>
+        </w:rPr>
+        <w:t>滿面，</w:t>
       </w:r>
       <w:proofErr w:type="gramStart"/>
       <w:r>
@@ -648,17 +984,8 @@
           <w:rFonts w:hint="eastAsia"/>
           <w:color w:val="0F0F0F"/>
           <w:szCs w:val="28"/>
-          <w:u w:val="single"/>
-        </w:rPr>
-        <w:t>眉山</w:t>
-      </w:r>
-      <w:r>
-        <w:rPr>
-          <w:rFonts w:hint="eastAsia"/>
-          <w:color w:val="0F0F0F"/>
-          <w:szCs w:val="28"/>
-        </w:rPr>
-        <w:t>與</w:t>
+        </w:rPr>
+        <w:t>鬢如霜</w:t>
       </w:r>
       <w:proofErr w:type="gramEnd"/>
       <w:r>
@@ -666,51 +993,16 @@
           <w:rFonts w:hint="eastAsia"/>
           <w:color w:val="0F0F0F"/>
           <w:szCs w:val="28"/>
-          <w:u w:val="single"/>
-        </w:rPr>
-        <w:t>蘇軾</w:t>
-      </w:r>
-      <w:r>
-        <w:rPr>
-          <w:rFonts w:hint="eastAsia"/>
-          <w:color w:val="0F0F0F"/>
-          <w:szCs w:val="28"/>
-        </w:rPr>
-        <w:t>任所</w:t>
-      </w:r>
-      <w:r>
-        <w:rPr>
-          <w:rFonts w:hint="eastAsia"/>
-          <w:color w:val="0F0F0F"/>
-          <w:szCs w:val="28"/>
-          <w:u w:val="single"/>
-        </w:rPr>
-        <w:t>山東</w:t>
-      </w:r>
-      <w:r>
-        <w:rPr>
-          <w:rFonts w:hint="eastAsia"/>
-          <w:color w:val="0F0F0F"/>
-          <w:szCs w:val="28"/>
-        </w:rPr>
-        <w:t xml:space="preserve"> </w:t>
-      </w:r>
-      <w:r>
-        <w:rPr>
-          <w:rFonts w:hint="eastAsia"/>
-          <w:color w:val="0F0F0F"/>
-          <w:szCs w:val="28"/>
-          <w:u w:val="single"/>
-        </w:rPr>
-        <w:t>密州</w:t>
-      </w:r>
-      <w:r>
-        <w:rPr>
-          <w:rFonts w:hint="eastAsia"/>
-          <w:color w:val="0F0F0F"/>
-          <w:szCs w:val="28"/>
-        </w:rPr>
-        <w:t>，</w:t>
+        </w:rPr>
+        <w:t>：</w:t>
+      </w:r>
+      <w:r>
+        <w:rPr>
+          <w:rFonts w:hint="eastAsia"/>
+          <w:color w:val="0F0F0F"/>
+          <w:szCs w:val="28"/>
+        </w:rPr>
+        <w:t>臉上</w:t>
       </w:r>
       <w:proofErr w:type="gramStart"/>
       <w:r>
@@ -719,7 +1011,7 @@
           <w:color w:val="0F0F0F"/>
           <w:szCs w:val="28"/>
         </w:rPr>
-        <w:t>相隔遙遠</w:t>
+        <w:t>沾滿了塵土</w:t>
       </w:r>
       <w:proofErr w:type="gramEnd"/>
       <w:r>
@@ -728,7 +1020,61 @@
           <w:color w:val="0F0F0F"/>
           <w:szCs w:val="28"/>
         </w:rPr>
-        <w:t>，故稱“千里”。</w:t>
+        <w:t>與滄桑，</w:t>
+      </w:r>
+      <w:proofErr w:type="gramStart"/>
+      <w:r>
+        <w:rPr>
+          <w:rFonts w:hint="eastAsia"/>
+          <w:color w:val="0F0F0F"/>
+          <w:szCs w:val="28"/>
+        </w:rPr>
+        <w:t>雙鬢的頭髮</w:t>
+      </w:r>
+      <w:proofErr w:type="gramEnd"/>
+      <w:r>
+        <w:rPr>
+          <w:rFonts w:hint="eastAsia"/>
+          <w:color w:val="0F0F0F"/>
+          <w:szCs w:val="28"/>
+        </w:rPr>
+        <w:t>像白霜一樣蒼白。寫出詞人歷經宦海浮</w:t>
+      </w:r>
+      <w:proofErr w:type="gramStart"/>
+      <w:r>
+        <w:rPr>
+          <w:rFonts w:hint="eastAsia"/>
+          <w:color w:val="0F0F0F"/>
+          <w:szCs w:val="28"/>
+        </w:rPr>
+        <w:t>沉</w:t>
+      </w:r>
+      <w:proofErr w:type="gramEnd"/>
+      <w:r>
+        <w:rPr>
+          <w:rFonts w:hint="eastAsia"/>
+          <w:color w:val="0F0F0F"/>
+          <w:szCs w:val="28"/>
+        </w:rPr>
+        <w:t>後的飽經風霜與過早衰老。這不僅是外貌的描寫，更隱含了政治失意、</w:t>
+      </w:r>
+      <w:r>
+        <w:rPr>
+          <w:rFonts w:hint="eastAsia"/>
+          <w:b/>
+          <w:bCs/>
+          <w:color w:val="0F0F0F"/>
+          <w:szCs w:val="28"/>
+        </w:rPr>
+        <w:t>生活坎坷</w:t>
+      </w:r>
+      <w:r>
+        <w:rPr>
+          <w:rFonts w:hint="eastAsia"/>
+          <w:color w:val="0F0F0F"/>
+          <w:szCs w:val="28"/>
+        </w:rPr>
+        <w:t>的悲憤。</w:t>
       </w:r>
     </w:p>
     <w:p>
@@ -738,54 +1084,29 @@
           <w:ilvl w:val="0"/>
           <w:numId w:val="37"/>
         </w:numPr>
-        <w:spacing w:after="0" w:line="400" w:lineRule="exact"/>
-        <w:ind w:leftChars="0" w:right="0"/>
-        <w:rPr>
-          <w:color w:val="0F0F0F"/>
-          <w:szCs w:val="28"/>
-        </w:rPr>
-      </w:pPr>
-      <w:r>
-        <w:rPr>
-          <w:rFonts w:hint="eastAsia"/>
-          <w:color w:val="0F0F0F"/>
-          <w:szCs w:val="28"/>
-        </w:rPr>
-        <w:t>孤墳：</w:t>
-      </w:r>
-      <w:r>
-        <w:rPr>
-          <w:rFonts w:hint="eastAsia"/>
-          <w:color w:val="0F0F0F"/>
-          <w:szCs w:val="28"/>
-          <w:u w:val="single"/>
-        </w:rPr>
-        <w:t>蘇軾</w:t>
-      </w:r>
-      <w:r>
-        <w:rPr>
-          <w:rFonts w:hint="eastAsia"/>
-          <w:color w:val="0F0F0F"/>
-          <w:szCs w:val="28"/>
-        </w:rPr>
-        <w:t>妻</w:t>
-      </w:r>
-      <w:r>
-        <w:rPr>
-          <w:rFonts w:hint="eastAsia"/>
-          <w:color w:val="0F0F0F"/>
-          <w:szCs w:val="28"/>
-          <w:u w:val="single"/>
-        </w:rPr>
-        <w:t>王</w:t>
-      </w:r>
-      <w:r>
-        <w:rPr>
-          <w:rFonts w:hint="eastAsia"/>
-          <w:color w:val="0F0F0F"/>
-          <w:szCs w:val="28"/>
-        </w:rPr>
-        <w:t>氏之墓。</w:t>
+        <w:spacing w:after="0" w:line="420" w:lineRule="exact"/>
+        <w:ind w:leftChars="0" w:left="284" w:right="0" w:hanging="301"/>
+        <w:jc w:val="both"/>
+        <w:rPr>
+          <w:color w:val="0F0F0F"/>
+          <w:szCs w:val="28"/>
+        </w:rPr>
+      </w:pPr>
+      <w:r>
+        <w:rPr>
+          <w:rFonts w:hint="eastAsia"/>
+          <w:color w:val="0F0F0F"/>
+          <w:szCs w:val="28"/>
+        </w:rPr>
+        <w:t>幽夢：</w:t>
+      </w:r>
+      <w:r>
+        <w:rPr>
+          <w:rFonts w:hint="eastAsia"/>
+          <w:color w:val="0F0F0F"/>
+          <w:szCs w:val="28"/>
+        </w:rPr>
+        <w:t>象徵著靈魂深處對過往的渴望。在現實中無法實現的重逢，只能透過夢境來寄託。這個「幽」字帶有一種迷離、淒清的色彩，既是溫馨的撫慰，醒來後卻是更大的殘酷與空虛。</w:t>
       </w:r>
     </w:p>
     <w:p>
@@ -795,13 +1116,30 @@
           <w:ilvl w:val="0"/>
           <w:numId w:val="37"/>
         </w:numPr>
-        <w:spacing w:after="0" w:line="400" w:lineRule="exact"/>
-        <w:ind w:leftChars="0" w:right="0"/>
-        <w:rPr>
-          <w:color w:val="0F0F0F"/>
-          <w:szCs w:val="28"/>
-        </w:rPr>
-      </w:pPr>
+        <w:spacing w:after="0" w:line="420" w:lineRule="exact"/>
+        <w:ind w:leftChars="0" w:left="284" w:right="0" w:hanging="301"/>
+        <w:jc w:val="both"/>
+        <w:rPr>
+          <w:color w:val="0F0F0F"/>
+          <w:szCs w:val="28"/>
+        </w:rPr>
+      </w:pPr>
+      <w:r>
+        <w:rPr>
+          <w:rFonts w:hint="eastAsia"/>
+          <w:color w:val="0F0F0F"/>
+          <w:szCs w:val="28"/>
+        </w:rPr>
+        <w:t>小軒窗：</w:t>
+      </w:r>
+      <w:r>
+        <w:rPr>
+          <w:rFonts w:hint="eastAsia"/>
+          <w:color w:val="0F0F0F"/>
+          <w:szCs w:val="28"/>
+        </w:rPr>
+        <w:t>指裝有小窗戶的雅致房間或閨房。勾勒出夫妻生前溫馨甜蜜的日常起居畫面。這個細節極具生活質感與畫面感，將龐大的生死悲傷縮小到一個溫暖</w:t>
+      </w:r>
       <w:proofErr w:type="gramStart"/>
       <w:r>
         <w:rPr>
@@ -809,7 +1147,7 @@
           <w:color w:val="0F0F0F"/>
           <w:szCs w:val="28"/>
         </w:rPr>
-        <w:t>塵</w:t>
+        <w:t>的窗前</w:t>
       </w:r>
       <w:proofErr w:type="gramEnd"/>
       <w:r>
@@ -818,33 +1156,7 @@
           <w:color w:val="0F0F0F"/>
           <w:szCs w:val="28"/>
         </w:rPr>
-        <w:t>滿面，</w:t>
-      </w:r>
-      <w:proofErr w:type="gramStart"/>
-      <w:r>
-        <w:rPr>
-          <w:rFonts w:hint="eastAsia"/>
-          <w:color w:val="0F0F0F"/>
-          <w:szCs w:val="28"/>
-        </w:rPr>
-        <w:t>鬢如霜</w:t>
-      </w:r>
-      <w:proofErr w:type="gramEnd"/>
-      <w:r>
-        <w:rPr>
-          <w:rFonts w:hint="eastAsia"/>
-          <w:color w:val="0F0F0F"/>
-          <w:szCs w:val="28"/>
-        </w:rPr>
-        <w:t>：</w:t>
-      </w:r>
-      <w:r>
-        <w:rPr>
-          <w:rFonts w:hint="eastAsia"/>
-          <w:color w:val="0F0F0F"/>
-          <w:szCs w:val="28"/>
-        </w:rPr>
-        <w:t>形容年老憔悴。</w:t>
+        <w:t>，反襯出如今人去樓空的無限感傷。</w:t>
       </w:r>
     </w:p>
     <w:p>
@@ -854,271 +1166,158 @@
           <w:ilvl w:val="0"/>
           <w:numId w:val="37"/>
         </w:numPr>
-        <w:spacing w:after="0" w:line="400" w:lineRule="exact"/>
-        <w:ind w:leftChars="0" w:right="0"/>
-        <w:rPr>
-          <w:color w:val="0F0F0F"/>
-          <w:szCs w:val="28"/>
-        </w:rPr>
-      </w:pPr>
-      <w:r>
-        <w:rPr>
-          <w:rFonts w:hint="eastAsia"/>
-          <w:color w:val="0F0F0F"/>
-          <w:szCs w:val="28"/>
-        </w:rPr>
-        <w:t>幽夢：夢境隱約，故</w:t>
+        <w:spacing w:after="0" w:line="420" w:lineRule="exact"/>
+        <w:ind w:leftChars="0" w:left="284" w:right="0" w:hanging="301"/>
+        <w:jc w:val="both"/>
+        <w:rPr>
+          <w:color w:val="0F0F0F"/>
+          <w:spacing w:val="-6"/>
+          <w:szCs w:val="28"/>
+        </w:rPr>
+      </w:pPr>
+      <w:r>
+        <w:rPr>
+          <w:rFonts w:hint="eastAsia"/>
+          <w:color w:val="0F0F0F"/>
+          <w:spacing w:val="-6"/>
+          <w:szCs w:val="28"/>
+        </w:rPr>
+        <w:t>明月夜，</w:t>
       </w:r>
       <w:proofErr w:type="gramStart"/>
       <w:r>
         <w:rPr>
           <w:rFonts w:hint="eastAsia"/>
           <w:color w:val="0F0F0F"/>
-          <w:szCs w:val="28"/>
-        </w:rPr>
-        <w:t>云</w:t>
+          <w:spacing w:val="-6"/>
+          <w:szCs w:val="28"/>
+        </w:rPr>
+        <w:t>短松岡</w:t>
       </w:r>
       <w:proofErr w:type="gramEnd"/>
       <w:r>
         <w:rPr>
           <w:rFonts w:hint="eastAsia"/>
           <w:color w:val="0F0F0F"/>
-          <w:szCs w:val="28"/>
-        </w:rPr>
-        <w:t>幽夢。</w:t>
+          <w:spacing w:val="-6"/>
+          <w:szCs w:val="28"/>
+        </w:rPr>
+        <w:t>：</w:t>
+      </w:r>
+      <w:r>
+        <w:rPr>
+          <w:rFonts w:hint="eastAsia"/>
+          <w:color w:val="0F0F0F"/>
+          <w:spacing w:val="-6"/>
+          <w:szCs w:val="28"/>
+        </w:rPr>
+        <w:t>明月照耀的夜晚，長滿矮小松樹的墳地。</w:t>
+      </w:r>
+      <w:proofErr w:type="gramStart"/>
+      <w:r>
+        <w:rPr>
+          <w:rFonts w:hint="eastAsia"/>
+          <w:color w:val="0F0F0F"/>
+          <w:spacing w:val="-6"/>
+          <w:szCs w:val="28"/>
+        </w:rPr>
+        <w:t>全詞的</w:t>
+      </w:r>
+      <w:proofErr w:type="gramEnd"/>
+      <w:r>
+        <w:rPr>
+          <w:rFonts w:hint="eastAsia"/>
+          <w:color w:val="0F0F0F"/>
+          <w:spacing w:val="-6"/>
+          <w:szCs w:val="28"/>
+        </w:rPr>
+        <w:t>視覺與情感高潮。</w:t>
+      </w:r>
+      <w:proofErr w:type="gramStart"/>
+      <w:r>
+        <w:rPr>
+          <w:rFonts w:hint="eastAsia"/>
+          <w:color w:val="0F0F0F"/>
+          <w:spacing w:val="-6"/>
+          <w:szCs w:val="28"/>
+        </w:rPr>
+        <w:t>淒冷清輝</w:t>
+      </w:r>
+      <w:proofErr w:type="gramEnd"/>
+      <w:r>
+        <w:rPr>
+          <w:rFonts w:hint="eastAsia"/>
+          <w:color w:val="0F0F0F"/>
+          <w:spacing w:val="-6"/>
+          <w:szCs w:val="28"/>
+        </w:rPr>
+        <w:t>的「明月夜」與荒涼寂靜的「</w:t>
+      </w:r>
+      <w:proofErr w:type="gramStart"/>
+      <w:r>
+        <w:rPr>
+          <w:rFonts w:hint="eastAsia"/>
+          <w:color w:val="0F0F0F"/>
+          <w:spacing w:val="-6"/>
+          <w:szCs w:val="28"/>
+        </w:rPr>
+        <w:t>短松岡</w:t>
+      </w:r>
+      <w:proofErr w:type="gramEnd"/>
+      <w:r>
+        <w:rPr>
+          <w:rFonts w:hint="eastAsia"/>
+          <w:color w:val="0F0F0F"/>
+          <w:spacing w:val="-6"/>
+          <w:szCs w:val="28"/>
+        </w:rPr>
+        <w:t>」相互</w:t>
+      </w:r>
+      <w:r>
+        <w:rPr>
+          <w:rFonts w:hint="eastAsia"/>
+          <w:b/>
+          <w:bCs/>
+          <w:color w:val="0F0F0F"/>
+          <w:spacing w:val="-6"/>
+          <w:szCs w:val="28"/>
+        </w:rPr>
+        <w:t>映襯</w:t>
+      </w:r>
+      <w:r>
+        <w:rPr>
+          <w:rFonts w:hint="eastAsia"/>
+          <w:color w:val="0F0F0F"/>
+          <w:spacing w:val="-6"/>
+          <w:szCs w:val="28"/>
+        </w:rPr>
+        <w:t>，構成一幅極具美感卻悲涼至極的畫面。這不僅是死者安息的實景，更是詞人每年肝腸寸斷、</w:t>
+      </w:r>
+      <w:r>
+        <w:rPr>
+          <w:rFonts w:hint="eastAsia"/>
+          <w:b/>
+          <w:bCs/>
+          <w:color w:val="0F0F0F"/>
+          <w:spacing w:val="-6"/>
+          <w:szCs w:val="28"/>
+        </w:rPr>
+        <w:t>魂牽夢縈</w:t>
+      </w:r>
+      <w:r>
+        <w:rPr>
+          <w:rFonts w:hint="eastAsia"/>
+          <w:color w:val="0F0F0F"/>
+          <w:spacing w:val="-6"/>
+          <w:szCs w:val="28"/>
+        </w:rPr>
+        <w:t>的悲傷終點。</w:t>
       </w:r>
     </w:p>
     <w:p>
       <w:pPr>
-        <w:pStyle w:val="aa"/>
-        <w:numPr>
-          <w:ilvl w:val="0"/>
-          <w:numId w:val="37"/>
-        </w:numPr>
-        <w:spacing w:after="0" w:line="400" w:lineRule="exact"/>
-        <w:ind w:leftChars="0" w:right="0"/>
-        <w:rPr>
-          <w:color w:val="0F0F0F"/>
-          <w:szCs w:val="28"/>
-        </w:rPr>
-      </w:pPr>
-      <w:r>
-        <w:rPr>
-          <w:rFonts w:hint="eastAsia"/>
-          <w:color w:val="0F0F0F"/>
-          <w:szCs w:val="28"/>
-        </w:rPr>
-        <w:t>小軒窗：指小窗</w:t>
-      </w:r>
-      <w:r>
-        <w:rPr>
-          <w:rFonts w:hint="eastAsia"/>
-          <w:color w:val="0F0F0F"/>
-          <w:szCs w:val="28"/>
-        </w:rPr>
-        <w:t>戶。</w:t>
-      </w:r>
-      <w:r>
-        <w:rPr>
-          <w:rFonts w:hint="eastAsia"/>
-          <w:color w:val="0F0F0F"/>
-          <w:szCs w:val="28"/>
-        </w:rPr>
-        <w:t>軒：門窗</w:t>
-      </w:r>
-      <w:r>
-        <w:rPr>
-          <w:rFonts w:hint="eastAsia"/>
-          <w:color w:val="0F0F0F"/>
-          <w:szCs w:val="28"/>
-        </w:rPr>
-        <w:t>。</w:t>
-      </w:r>
-    </w:p>
-    <w:p>
-      <w:pPr>
-        <w:pStyle w:val="aa"/>
-        <w:numPr>
-          <w:ilvl w:val="0"/>
-          <w:numId w:val="37"/>
-        </w:numPr>
-        <w:spacing w:after="0" w:line="400" w:lineRule="exact"/>
-        <w:ind w:leftChars="0" w:right="0"/>
-        <w:rPr>
-          <w:color w:val="0F0F0F"/>
-          <w:szCs w:val="28"/>
-        </w:rPr>
-      </w:pPr>
-      <w:r>
-        <w:rPr>
-          <w:rFonts w:hint="eastAsia"/>
-          <w:color w:val="0F0F0F"/>
-          <w:szCs w:val="28"/>
-        </w:rPr>
-        <w:t>明月夜，</w:t>
-      </w:r>
-      <w:proofErr w:type="gramStart"/>
-      <w:r>
-        <w:rPr>
-          <w:rFonts w:hint="eastAsia"/>
-          <w:color w:val="0F0F0F"/>
-          <w:szCs w:val="28"/>
-        </w:rPr>
-        <w:t>短松岡</w:t>
-      </w:r>
-      <w:proofErr w:type="gramEnd"/>
-      <w:r>
-        <w:rPr>
-          <w:rFonts w:hint="eastAsia"/>
-          <w:color w:val="0F0F0F"/>
-          <w:szCs w:val="28"/>
-        </w:rPr>
-        <w:t>：</w:t>
-      </w:r>
-      <w:proofErr w:type="gramStart"/>
-      <w:r>
-        <w:rPr>
-          <w:rFonts w:hint="eastAsia"/>
-          <w:color w:val="0F0F0F"/>
-          <w:szCs w:val="28"/>
-        </w:rPr>
-        <w:t>蘇軾葬妻之</w:t>
-      </w:r>
-      <w:proofErr w:type="gramEnd"/>
-      <w:r>
-        <w:rPr>
-          <w:rFonts w:hint="eastAsia"/>
-          <w:color w:val="0F0F0F"/>
-          <w:szCs w:val="28"/>
-        </w:rPr>
-        <w:t>地，</w:t>
-      </w:r>
-      <w:proofErr w:type="gramStart"/>
-      <w:r>
-        <w:rPr>
-          <w:rFonts w:hint="eastAsia"/>
-          <w:color w:val="0F0F0F"/>
-          <w:szCs w:val="28"/>
-        </w:rPr>
-        <w:t>短松</w:t>
-      </w:r>
-      <w:proofErr w:type="gramEnd"/>
-      <w:r>
-        <w:rPr>
-          <w:rFonts w:hint="eastAsia"/>
-          <w:color w:val="0F0F0F"/>
-          <w:szCs w:val="28"/>
-        </w:rPr>
-        <w:t>：</w:t>
-      </w:r>
-      <w:proofErr w:type="gramStart"/>
-      <w:r>
-        <w:rPr>
-          <w:rFonts w:hint="eastAsia"/>
-          <w:color w:val="0F0F0F"/>
-          <w:szCs w:val="28"/>
-        </w:rPr>
-        <w:t>矮松</w:t>
-      </w:r>
-      <w:proofErr w:type="gramEnd"/>
-      <w:r>
-        <w:rPr>
-          <w:rFonts w:hint="eastAsia"/>
-          <w:color w:val="0F0F0F"/>
-          <w:szCs w:val="28"/>
-        </w:rPr>
-        <w:t>。</w:t>
-      </w:r>
-      <w:r>
-        <w:rPr>
-          <w:rFonts w:hint="eastAsia"/>
-          <w:color w:val="0F0F0F"/>
-          <w:szCs w:val="28"/>
-        </w:rPr>
-        <w:t>岡：山脊(</w:t>
-      </w:r>
-      <w:proofErr w:type="gramStart"/>
-      <w:r>
-        <w:rPr>
-          <w:rFonts w:hint="eastAsia"/>
-          <w:color w:val="FF0000"/>
-          <w:sz w:val="16"/>
-          <w:szCs w:val="16"/>
-        </w:rPr>
-        <w:t>ㄐㄧˇ</w:t>
-      </w:r>
-      <w:proofErr w:type="gramEnd"/>
-      <w:r>
-        <w:rPr>
-          <w:rFonts w:hint="eastAsia"/>
-          <w:color w:val="0F0F0F"/>
-          <w:szCs w:val="28"/>
-        </w:rPr>
-        <w:t>)、山嶺。</w:t>
-      </w:r>
-    </w:p>
-    <w:p>
-      <w:pPr>
-        <w:pStyle w:val="aa"/>
-        <w:numPr>
-          <w:ilvl w:val="0"/>
-          <w:numId w:val="38"/>
-        </w:numPr>
-        <w:spacing w:after="0" w:line="400" w:lineRule="exact"/>
-        <w:ind w:leftChars="0" w:right="0"/>
-        <w:rPr>
-          <w:rFonts w:hint="eastAsia"/>
-          <w:color w:val="0F0F0F"/>
-          <w:szCs w:val="28"/>
-        </w:rPr>
-      </w:pPr>
-      <w:r>
-        <w:rPr>
-          <w:rFonts w:hint="eastAsia"/>
-          <w:color w:val="0F0F0F"/>
-          <w:szCs w:val="28"/>
-        </w:rPr>
-        <w:t>山脊</w:t>
-      </w:r>
-      <w:r>
-        <w:rPr>
-          <w:rFonts w:hint="eastAsia"/>
-          <w:color w:val="0F0F0F"/>
-          <w:szCs w:val="28"/>
-        </w:rPr>
-        <w:t>：</w:t>
-      </w:r>
-      <w:r>
-        <w:rPr>
-          <w:rFonts w:hint="eastAsia"/>
-          <w:color w:val="0F0F0F"/>
-          <w:szCs w:val="28"/>
-        </w:rPr>
-        <w:t>谷與谷間綿亙之山頂</w:t>
-      </w:r>
-      <w:proofErr w:type="gramStart"/>
-      <w:r>
-        <w:rPr>
-          <w:rFonts w:hint="eastAsia"/>
-          <w:color w:val="0F0F0F"/>
-          <w:szCs w:val="28"/>
-        </w:rPr>
-        <w:t>凸稜</w:t>
-      </w:r>
-      <w:proofErr w:type="gramEnd"/>
-      <w:r>
-        <w:rPr>
-          <w:rFonts w:hint="eastAsia"/>
-          <w:color w:val="0F0F0F"/>
-          <w:szCs w:val="28"/>
-        </w:rPr>
-        <w:t>部分。一般作線狀延伸，即為山脊線，常構成河流之分水嶺。</w:t>
-      </w:r>
-    </w:p>
-    <w:p>
-      <w:pPr>
-        <w:spacing w:beforeLines="50" w:before="120" w:after="0" w:line="400" w:lineRule="exact"/>
-        <w:ind w:left="-6" w:right="0" w:hanging="11"/>
+        <w:spacing w:beforeLines="50" w:before="120" w:after="0" w:line="440" w:lineRule="exact"/>
+        <w:ind w:left="0" w:right="0" w:firstLine="0"/>
         <w:rPr>
           <w:szCs w:val="28"/>
         </w:rPr>
@@ -1130,6 +1329,7 @@
           <w:szCs w:val="32"/>
           <w:bdr w:val="single" w:sz="4" w:space="0" w:color="auto"/>
         </w:rPr>
+        <w:lastRenderedPageBreak/>
         <w:t>賞析</w:t>
       </w:r>
     </w:p>
@@ -1137,6 +1337,7 @@
       <w:pPr>
         <w:spacing w:after="0" w:line="400" w:lineRule="exact"/>
         <w:ind w:left="-6" w:right="0" w:hanging="11"/>
+        <w:jc w:val="both"/>
         <w:rPr>
           <w:bCs/>
           <w:szCs w:val="28"/>
@@ -1156,7 +1357,7 @@
           <w:bCs/>
           <w:szCs w:val="28"/>
         </w:rPr>
-        <w:t>離別之情往往令人心傷，但什麼是最遙遠的距離？莫過於「生與死」</w:t>
+        <w:t>這首《江城子·乙卯正月二十日夜記夢》是文學史上最動人心</w:t>
       </w:r>
       <w:proofErr w:type="gramStart"/>
       <w:r>
@@ -1165,7 +1366,7 @@
           <w:bCs/>
           <w:szCs w:val="28"/>
         </w:rPr>
-        <w:t>之間，</w:t>
+        <w:t>魄</w:t>
       </w:r>
       <w:proofErr w:type="gramEnd"/>
       <w:r>
@@ -1174,7 +1375,7 @@
           <w:bCs/>
           <w:szCs w:val="28"/>
         </w:rPr>
-        <w:t>兩人橫跨陰陽兩端，</w:t>
+        <w:t>的悼亡名作之</w:t>
       </w:r>
       <w:proofErr w:type="gramStart"/>
       <w:r>
@@ -1183,7 +1384,7 @@
           <w:bCs/>
           <w:szCs w:val="28"/>
         </w:rPr>
-        <w:t>便縱有</w:t>
+        <w:t>一</w:t>
       </w:r>
       <w:proofErr w:type="gramEnd"/>
       <w:r>
@@ -1191,30 +1392,44 @@
           <w:rFonts w:hint="eastAsia"/>
           <w:bCs/>
           <w:szCs w:val="28"/>
+        </w:rPr>
+        <w:t>。</w:t>
+      </w:r>
+      <w:r>
+        <w:rPr>
+          <w:rFonts w:hint="eastAsia"/>
+          <w:bCs/>
+          <w:szCs w:val="28"/>
           <w:u w:val="single"/>
         </w:rPr>
-        <w:t>夸</w:t>
+        <w:t>蘇軾</w:t>
       </w:r>
       <w:r>
         <w:rPr>
           <w:rFonts w:hint="eastAsia"/>
           <w:bCs/>
           <w:szCs w:val="28"/>
+        </w:rPr>
+        <w:t>在妻子</w:t>
+      </w:r>
+      <w:r>
+        <w:rPr>
+          <w:rFonts w:hint="eastAsia"/>
+          <w:bCs/>
+          <w:szCs w:val="28"/>
           <w:u w:val="single"/>
         </w:rPr>
-        <w:t>(</w:t>
+        <w:t>王</w:t>
       </w:r>
       <w:proofErr w:type="gramStart"/>
       <w:r>
         <w:rPr>
           <w:rFonts w:hint="eastAsia"/>
           <w:bCs/>
-          <w:color w:val="FF0000"/>
-          <w:sz w:val="16"/>
-          <w:szCs w:val="16"/>
+          <w:szCs w:val="28"/>
           <w:u w:val="single"/>
         </w:rPr>
-        <w:t>ㄎㄨㄚ</w:t>
+        <w:t>弗</w:t>
       </w:r>
       <w:proofErr w:type="gramEnd"/>
       <w:r>
@@ -1222,9 +1437,8 @@
           <w:rFonts w:hint="eastAsia"/>
           <w:bCs/>
           <w:szCs w:val="28"/>
-          <w:u w:val="single"/>
-        </w:rPr>
-        <w:t>)</w:t>
+        </w:rPr>
+        <w:t>去世十年後，於乙卯年正月二十日的深夜做了一個夢，醒後悲慟不已，因而寫下這首千古絕唱。</w:t>
       </w:r>
       <w:proofErr w:type="gramStart"/>
       <w:r>
@@ -1232,17 +1446,26 @@
           <w:rFonts w:hint="eastAsia"/>
           <w:bCs/>
           <w:szCs w:val="28"/>
-          <w:u w:val="single"/>
-        </w:rPr>
-        <w:t>父</w:t>
-      </w:r>
+        </w:rPr>
+        <w:t>全詞融</w:t>
+      </w:r>
+      <w:proofErr w:type="gramEnd"/>
       <w:r>
         <w:rPr>
           <w:rFonts w:hint="eastAsia"/>
           <w:bCs/>
           <w:szCs w:val="28"/>
         </w:rPr>
-        <w:t>追日般</w:t>
+        <w:t>情感、現實與夢境於</w:t>
+      </w:r>
+      <w:proofErr w:type="gramStart"/>
+      <w:r>
+        <w:rPr>
+          <w:rFonts w:hint="eastAsia"/>
+          <w:bCs/>
+          <w:szCs w:val="28"/>
+        </w:rPr>
+        <w:t>一</w:t>
       </w:r>
       <w:proofErr w:type="gramEnd"/>
       <w:r>
@@ -1251,7 +1474,25 @@
           <w:bCs/>
           <w:szCs w:val="28"/>
         </w:rPr>
-        <w:t>的勇氣，也無法追上死亡。那</w:t>
+        <w:t>爐，將生死相隔的深</w:t>
+      </w:r>
+      <w:proofErr w:type="gramStart"/>
+      <w:r>
+        <w:rPr>
+          <w:rFonts w:hint="eastAsia"/>
+          <w:bCs/>
+          <w:szCs w:val="28"/>
+        </w:rPr>
+        <w:t>沉</w:t>
+      </w:r>
+      <w:proofErr w:type="gramEnd"/>
+      <w:r>
+        <w:rPr>
+          <w:rFonts w:hint="eastAsia"/>
+          <w:bCs/>
+          <w:szCs w:val="28"/>
+        </w:rPr>
+        <w:t>悲哀展現得</w:t>
       </w:r>
       <w:r>
         <w:rPr>
@@ -1259,7 +1500,7 @@
           <w:b/>
           <w:szCs w:val="28"/>
         </w:rPr>
-        <w:t>烙印</w:t>
+        <w:t>淋漓盡致</w:t>
       </w:r>
       <w:r>
         <w:rPr>
@@ -1267,83 +1508,14 @@
           <w:bCs/>
           <w:szCs w:val="28"/>
         </w:rPr>
-        <w:t>心上的悲傷，隨著思念愈加深刻，無處安放的回憶被歲月層層包裹，藏於</w:t>
-      </w:r>
-      <w:proofErr w:type="gramStart"/>
-      <w:r>
-        <w:rPr>
-          <w:rFonts w:hint="eastAsia"/>
-          <w:bCs/>
-          <w:szCs w:val="28"/>
-        </w:rPr>
-        <w:t>最</w:t>
-      </w:r>
-      <w:proofErr w:type="gramEnd"/>
-      <w:r>
-        <w:rPr>
-          <w:rFonts w:hint="eastAsia"/>
-          <w:bCs/>
-          <w:szCs w:val="28"/>
-        </w:rPr>
-        <w:t>底層</w:t>
-      </w:r>
-      <w:proofErr w:type="gramStart"/>
-      <w:r>
-        <w:rPr>
-          <w:rFonts w:hint="eastAsia"/>
-          <w:bCs/>
-          <w:szCs w:val="28"/>
-        </w:rPr>
-        <w:t>不忍觸睹</w:t>
-      </w:r>
-      <w:proofErr w:type="gramEnd"/>
-      <w:r>
-        <w:rPr>
-          <w:rFonts w:hint="eastAsia"/>
-          <w:bCs/>
-          <w:szCs w:val="28"/>
-        </w:rPr>
-        <w:t>；卻在每</w:t>
-      </w:r>
-      <w:proofErr w:type="gramStart"/>
-      <w:r>
-        <w:rPr>
-          <w:rFonts w:hint="eastAsia"/>
-          <w:bCs/>
-          <w:szCs w:val="28"/>
-        </w:rPr>
-        <w:t>個</w:t>
-      </w:r>
-      <w:proofErr w:type="gramEnd"/>
-      <w:r>
-        <w:rPr>
-          <w:rFonts w:hint="eastAsia"/>
-          <w:bCs/>
-          <w:szCs w:val="28"/>
-        </w:rPr>
-        <w:t>夜深人靜，再再</w:t>
-      </w:r>
-      <w:r>
-        <w:rPr>
-          <w:rFonts w:hint="eastAsia"/>
-          <w:b/>
-          <w:szCs w:val="28"/>
-        </w:rPr>
-        <w:t>縈繞</w:t>
-      </w:r>
-      <w:r>
-        <w:rPr>
-          <w:rFonts w:hint="eastAsia"/>
-          <w:bCs/>
-          <w:szCs w:val="28"/>
-        </w:rPr>
-        <w:t>詞人心上，這樣的悲涼往往最能打動人心。</w:t>
+        <w:t>。</w:t>
       </w:r>
     </w:p>
     <w:p>
       <w:pPr>
-        <w:spacing w:after="0" w:line="440" w:lineRule="exact"/>
+        <w:spacing w:after="0" w:line="400" w:lineRule="exact"/>
         <w:ind w:left="-6" w:right="0" w:hanging="11"/>
+        <w:jc w:val="both"/>
         <w:rPr>
           <w:bCs/>
           <w:szCs w:val="28"/>
@@ -1362,9 +1534,8 @@
           <w:rFonts w:hint="eastAsia"/>
           <w:bCs/>
           <w:szCs w:val="28"/>
-          <w:u w:val="single"/>
-        </w:rPr>
-        <w:t>王</w:t>
+        </w:rPr>
+        <w:t>上</w:t>
       </w:r>
       <w:proofErr w:type="gramStart"/>
       <w:r>
@@ -1372,9 +1543,8 @@
           <w:rFonts w:hint="eastAsia"/>
           <w:bCs/>
           <w:szCs w:val="28"/>
-          <w:u w:val="single"/>
-        </w:rPr>
-        <w:t>弗</w:t>
+        </w:rPr>
+        <w:t>闋</w:t>
       </w:r>
       <w:proofErr w:type="gramEnd"/>
       <w:r>
@@ -1383,41 +1553,97 @@
           <w:bCs/>
           <w:szCs w:val="28"/>
         </w:rPr>
-        <w:t>十六歲嫁予</w:t>
-      </w:r>
+        <w:t>以「十年生死兩茫茫」</w:t>
+      </w:r>
+      <w:proofErr w:type="gramStart"/>
       <w:r>
         <w:rPr>
           <w:rFonts w:hint="eastAsia"/>
           <w:bCs/>
           <w:szCs w:val="28"/>
-          <w:u w:val="single"/>
-        </w:rPr>
-        <w:t>蘇軾</w:t>
-      </w:r>
+        </w:rPr>
+        <w:t>破題</w:t>
+      </w:r>
+      <w:proofErr w:type="gramEnd"/>
       <w:r>
         <w:rPr>
           <w:rFonts w:hint="eastAsia"/>
           <w:bCs/>
           <w:szCs w:val="28"/>
         </w:rPr>
-        <w:t>，二十七歲逝世，陪伴</w:t>
-      </w:r>
+        <w:t>，開口即是沉重的時間跨度。十年的陰陽永隔，縱使不刻意去想，那份刻骨銘心的記憶也從未稍減。「千里孤墳，</w:t>
+      </w:r>
+      <w:proofErr w:type="gramStart"/>
       <w:r>
         <w:rPr>
           <w:rFonts w:hint="eastAsia"/>
           <w:bCs/>
           <w:szCs w:val="28"/>
-          <w:u w:val="single"/>
-        </w:rPr>
-        <w:t>蘇軾</w:t>
-      </w:r>
+        </w:rPr>
+        <w:t>無處話淒涼</w:t>
+      </w:r>
+      <w:proofErr w:type="gramEnd"/>
       <w:r>
         <w:rPr>
           <w:rFonts w:hint="eastAsia"/>
           <w:bCs/>
           <w:szCs w:val="28"/>
         </w:rPr>
-        <w:t>度過人生上升期的十年。二人情意</w:t>
+        <w:t>」道出了空間上的無情阻隔，</w:t>
+      </w:r>
+      <w:proofErr w:type="gramStart"/>
+      <w:r>
+        <w:rPr>
+          <w:rFonts w:hint="eastAsia"/>
+          <w:bCs/>
+          <w:szCs w:val="28"/>
+        </w:rPr>
+        <w:t>孤墳遠在</w:t>
+      </w:r>
+      <w:proofErr w:type="gramEnd"/>
+      <w:r>
+        <w:rPr>
+          <w:rFonts w:hint="eastAsia"/>
+          <w:bCs/>
+          <w:szCs w:val="28"/>
+        </w:rPr>
+        <w:t>千里，滿腹的淒涼與孤寂竟無處訴說，孤獨</w:t>
+      </w:r>
+      <w:proofErr w:type="gramStart"/>
+      <w:r>
+        <w:rPr>
+          <w:rFonts w:hint="eastAsia"/>
+          <w:bCs/>
+          <w:szCs w:val="28"/>
+        </w:rPr>
+        <w:t>感透紙</w:t>
+      </w:r>
+      <w:proofErr w:type="gramEnd"/>
+      <w:r>
+        <w:rPr>
+          <w:rFonts w:hint="eastAsia"/>
+          <w:bCs/>
+          <w:szCs w:val="28"/>
+        </w:rPr>
+        <w:t>而出。接著，詞人將目光轉向自身，「縱使相逢應不識，塵滿面，</w:t>
+      </w:r>
+      <w:proofErr w:type="gramStart"/>
+      <w:r>
+        <w:rPr>
+          <w:rFonts w:hint="eastAsia"/>
+          <w:bCs/>
+          <w:szCs w:val="28"/>
+        </w:rPr>
+        <w:t>鬢如霜</w:t>
+      </w:r>
+      <w:proofErr w:type="gramEnd"/>
+      <w:r>
+        <w:rPr>
+          <w:rFonts w:hint="eastAsia"/>
+          <w:bCs/>
+          <w:szCs w:val="28"/>
+        </w:rPr>
+        <w:t>」，此時他仕途坎坷、飽經風霜，容顏已老。這不僅是對外在</w:t>
       </w:r>
       <w:r>
         <w:rPr>
@@ -1425,7 +1651,7 @@
           <w:b/>
           <w:szCs w:val="28"/>
         </w:rPr>
-        <w:t>彌篤</w:t>
+        <w:t>滄桑</w:t>
       </w:r>
       <w:r>
         <w:rPr>
@@ -1433,212 +1659,14 @@
           <w:bCs/>
           <w:szCs w:val="28"/>
         </w:rPr>
-        <w:t>，無奈妻子驟然離</w:t>
-      </w:r>
-      <w:proofErr w:type="gramStart"/>
-      <w:r>
-        <w:rPr>
-          <w:rFonts w:hint="eastAsia"/>
-          <w:bCs/>
-          <w:szCs w:val="28"/>
-        </w:rPr>
-        <w:t>世</w:t>
-      </w:r>
-      <w:proofErr w:type="gramEnd"/>
-      <w:r>
-        <w:rPr>
-          <w:rFonts w:hint="eastAsia"/>
-          <w:bCs/>
-          <w:szCs w:val="28"/>
-        </w:rPr>
-        <w:t>，隨後十年</w:t>
-      </w:r>
-      <w:r>
-        <w:rPr>
-          <w:rFonts w:hint="eastAsia"/>
-          <w:bCs/>
-          <w:szCs w:val="28"/>
-          <w:u w:val="single"/>
-        </w:rPr>
-        <w:t>蘇軾</w:t>
-      </w:r>
-      <w:r>
-        <w:rPr>
-          <w:rFonts w:hint="eastAsia"/>
-          <w:bCs/>
-          <w:szCs w:val="28"/>
-        </w:rPr>
-        <w:t>歷經父親過世、</w:t>
-      </w:r>
-      <w:r>
-        <w:rPr>
-          <w:rFonts w:hint="eastAsia"/>
-          <w:bCs/>
-          <w:szCs w:val="28"/>
-          <w:u w:val="single"/>
-        </w:rPr>
-        <w:t>王安石</w:t>
-      </w:r>
-      <w:r>
-        <w:rPr>
-          <w:rFonts w:hint="eastAsia"/>
-          <w:bCs/>
-          <w:szCs w:val="28"/>
-        </w:rPr>
-        <w:t>變法</w:t>
-      </w:r>
-      <w:proofErr w:type="gramStart"/>
-      <w:r>
-        <w:rPr>
-          <w:rFonts w:hint="eastAsia"/>
-          <w:bCs/>
-          <w:szCs w:val="28"/>
-        </w:rPr>
-        <w:t>一連串</w:t>
-      </w:r>
-      <w:r>
-        <w:rPr>
-          <w:rFonts w:hint="eastAsia"/>
-          <w:b/>
-          <w:szCs w:val="28"/>
-        </w:rPr>
-        <w:t>乖隔</w:t>
-      </w:r>
-      <w:proofErr w:type="gramEnd"/>
-      <w:r>
-        <w:rPr>
-          <w:rFonts w:hint="eastAsia"/>
-          <w:bCs/>
-          <w:szCs w:val="28"/>
-        </w:rPr>
-        <w:t>，政治受迫，生活困窮，重重打擊幾乎令詞人不敢也不能回想髮妻在世的美好。然而，卻總於午夜夢</w:t>
-      </w:r>
-      <w:proofErr w:type="gramStart"/>
-      <w:r>
-        <w:rPr>
-          <w:rFonts w:hint="eastAsia"/>
-          <w:bCs/>
-          <w:szCs w:val="28"/>
-        </w:rPr>
-        <w:t>迴</w:t>
-      </w:r>
-      <w:proofErr w:type="gramEnd"/>
-      <w:r>
-        <w:rPr>
-          <w:rFonts w:hint="eastAsia"/>
-          <w:bCs/>
-          <w:szCs w:val="28"/>
-        </w:rPr>
-        <w:t>，夢見髮妻仍</w:t>
-      </w:r>
-      <w:proofErr w:type="gramStart"/>
-      <w:r>
-        <w:rPr>
-          <w:rFonts w:hint="eastAsia"/>
-          <w:bCs/>
-          <w:szCs w:val="28"/>
-        </w:rPr>
-        <w:t>在窗前梳妝</w:t>
-      </w:r>
-      <w:proofErr w:type="gramEnd"/>
-      <w:r>
-        <w:rPr>
-          <w:rFonts w:hint="eastAsia"/>
-          <w:bCs/>
-          <w:szCs w:val="28"/>
-        </w:rPr>
-        <w:t>的景象，醒來人事已非的惆悵，使得詞人</w:t>
-      </w:r>
-      <w:r>
-        <w:rPr>
-          <w:rFonts w:hint="eastAsia"/>
-          <w:b/>
-          <w:szCs w:val="28"/>
-        </w:rPr>
-        <w:t>膠著</w:t>
-      </w:r>
-      <w:r>
-        <w:rPr>
-          <w:rFonts w:hint="eastAsia"/>
-          <w:bCs/>
-          <w:szCs w:val="28"/>
-        </w:rPr>
-        <w:t>於現實與夢境中，不可自拔。時逢四十的</w:t>
-      </w:r>
-      <w:r>
-        <w:rPr>
-          <w:rFonts w:hint="eastAsia"/>
-          <w:bCs/>
-          <w:szCs w:val="28"/>
-          <w:u w:val="single"/>
-        </w:rPr>
-        <w:t>蘇軾</w:t>
-      </w:r>
-      <w:r>
-        <w:rPr>
-          <w:rFonts w:hint="eastAsia"/>
-          <w:bCs/>
-          <w:szCs w:val="28"/>
-        </w:rPr>
-        <w:t>，「</w:t>
-      </w:r>
-      <w:r>
-        <w:rPr>
-          <w:rFonts w:hint="eastAsia"/>
-          <w:b/>
-          <w:szCs w:val="28"/>
-        </w:rPr>
-        <w:t>索於心，</w:t>
-      </w:r>
-      <w:proofErr w:type="gramStart"/>
-      <w:r>
-        <w:rPr>
-          <w:rFonts w:hint="eastAsia"/>
-          <w:b/>
-          <w:szCs w:val="28"/>
-        </w:rPr>
-        <w:t>託</w:t>
-      </w:r>
-      <w:proofErr w:type="gramEnd"/>
-      <w:r>
-        <w:rPr>
-          <w:rFonts w:hint="eastAsia"/>
-          <w:b/>
-          <w:szCs w:val="28"/>
-        </w:rPr>
-        <w:t>於夢</w:t>
-      </w:r>
-      <w:r>
-        <w:rPr>
-          <w:rFonts w:hint="eastAsia"/>
-          <w:bCs/>
-          <w:szCs w:val="28"/>
-        </w:rPr>
-        <w:t>」寫下這闕詞作，抒發其沉痛又無奈</w:t>
-      </w:r>
-      <w:proofErr w:type="gramStart"/>
-      <w:r>
-        <w:rPr>
-          <w:rFonts w:hint="eastAsia"/>
-          <w:bCs/>
-          <w:szCs w:val="28"/>
-        </w:rPr>
-        <w:t>的思妻之</w:t>
-      </w:r>
-      <w:proofErr w:type="gramEnd"/>
-      <w:r>
-        <w:rPr>
-          <w:rFonts w:hint="eastAsia"/>
-          <w:bCs/>
-          <w:szCs w:val="28"/>
-        </w:rPr>
-        <w:t>情。</w:t>
+        <w:t>的感嘆，更隱含著對歲月無情、人事全非的無奈，將思念提升到更深沈的悲劇高度。</w:t>
       </w:r>
     </w:p>
     <w:p>
       <w:pPr>
         <w:spacing w:after="0" w:line="400" w:lineRule="exact"/>
         <w:ind w:left="-6" w:right="0" w:hanging="11"/>
+        <w:jc w:val="both"/>
         <w:rPr>
           <w:bCs/>
           <w:szCs w:val="28"/>
@@ -1650,9 +1678,16 @@
           <w:bCs/>
           <w:szCs w:val="28"/>
         </w:rPr>
-        <w:lastRenderedPageBreak/>
         <w:t xml:space="preserve">    </w:t>
       </w:r>
+      <w:r>
+        <w:rPr>
+          <w:rFonts w:hint="eastAsia"/>
+          <w:bCs/>
+          <w:szCs w:val="28"/>
+        </w:rPr>
+        <w:t>下</w:t>
+      </w:r>
       <w:proofErr w:type="gramStart"/>
       <w:r>
         <w:rPr>
@@ -1660,7 +1695,7 @@
           <w:bCs/>
           <w:szCs w:val="28"/>
         </w:rPr>
-        <w:t>上闕首句即</w:t>
+        <w:t>闋</w:t>
       </w:r>
       <w:proofErr w:type="gramEnd"/>
       <w:r>
@@ -1669,624 +1704,30 @@
           <w:bCs/>
           <w:szCs w:val="28"/>
         </w:rPr>
-        <w:t>單刀直入的點明哀痛與思念，以「十年」說明未受時間沖淡的深情，將兩</w:t>
-      </w:r>
-      <w:proofErr w:type="gramStart"/>
+        <w:t>筆鋒一轉，寫深夜夢回故鄉的溫馨與殘酷。「小軒窗，正梳妝」描繪出當年妻子日常的生活細節，畫面</w:t>
+      </w:r>
+      <w:r>
+        <w:rPr>
+          <w:rFonts w:hint="eastAsia"/>
+          <w:b/>
+          <w:szCs w:val="28"/>
+        </w:rPr>
+        <w:t>溫婉</w:t>
+      </w:r>
       <w:r>
         <w:rPr>
           <w:rFonts w:hint="eastAsia"/>
           <w:bCs/>
           <w:szCs w:val="28"/>
         </w:rPr>
-        <w:t>人相隔陰陽</w:t>
-      </w:r>
-      <w:proofErr w:type="gramEnd"/>
-      <w:r>
-        <w:rPr>
-          <w:rFonts w:hint="eastAsia"/>
-          <w:bCs/>
-          <w:szCs w:val="28"/>
-        </w:rPr>
-        <w:t>，再無聚首之日的茫然與悲傷表露</w:t>
-      </w:r>
-      <w:r>
-        <w:rPr>
-          <w:rFonts w:hint="eastAsia"/>
-          <w:bCs/>
-          <w:szCs w:val="28"/>
-        </w:rPr>
-        <w:t>(</w:t>
-      </w:r>
-      <w:proofErr w:type="gramStart"/>
-      <w:r>
-        <w:rPr>
-          <w:rFonts w:hint="eastAsia"/>
-          <w:bCs/>
-          <w:color w:val="FF0000"/>
-          <w:sz w:val="16"/>
-          <w:szCs w:val="16"/>
-        </w:rPr>
-        <w:t>ㄌㄨˋ</w:t>
-      </w:r>
-      <w:proofErr w:type="gramEnd"/>
-      <w:r>
-        <w:rPr>
-          <w:rFonts w:hint="eastAsia"/>
-          <w:bCs/>
-          <w:szCs w:val="28"/>
-        </w:rPr>
-        <w:t>)</w:t>
-      </w:r>
-      <w:r>
-        <w:rPr>
-          <w:rFonts w:hint="eastAsia"/>
-          <w:bCs/>
-          <w:szCs w:val="28"/>
-        </w:rPr>
-        <w:t>無遺，日漸濃烈的思念刻意排遣，卻始終不斷湧出。兩</w:t>
-      </w:r>
-      <w:proofErr w:type="gramStart"/>
-      <w:r>
-        <w:rPr>
-          <w:rFonts w:hint="eastAsia"/>
-          <w:bCs/>
-          <w:szCs w:val="28"/>
-        </w:rPr>
-        <w:t>人相隔</w:t>
-      </w:r>
-      <w:proofErr w:type="gramEnd"/>
-      <w:r>
-        <w:rPr>
-          <w:rFonts w:hint="eastAsia"/>
-          <w:bCs/>
-          <w:szCs w:val="28"/>
-        </w:rPr>
-        <w:t>「千里」的現實透過「孤」字，表現了詞人身在</w:t>
-      </w:r>
-      <w:r>
-        <w:rPr>
-          <w:rFonts w:hint="eastAsia"/>
-          <w:bCs/>
-          <w:szCs w:val="28"/>
-          <w:u w:val="single"/>
-        </w:rPr>
-        <w:t>密州</w:t>
-      </w:r>
-      <w:r>
-        <w:rPr>
-          <w:rFonts w:hint="eastAsia"/>
-          <w:bCs/>
-          <w:szCs w:val="28"/>
-        </w:rPr>
-        <w:t>，無力回鄉</w:t>
-      </w:r>
-      <w:proofErr w:type="gramStart"/>
-      <w:r>
-        <w:rPr>
-          <w:rFonts w:hint="eastAsia"/>
-          <w:bCs/>
-          <w:szCs w:val="28"/>
-        </w:rPr>
-        <w:t>弔</w:t>
-      </w:r>
-      <w:proofErr w:type="gramEnd"/>
-      <w:r>
-        <w:rPr>
-          <w:rFonts w:hint="eastAsia"/>
-          <w:bCs/>
-          <w:szCs w:val="28"/>
-        </w:rPr>
-        <w:t>念妻子的清冷與無助。</w:t>
-      </w:r>
-      <w:proofErr w:type="gramStart"/>
-      <w:r>
-        <w:rPr>
-          <w:rFonts w:hint="eastAsia"/>
-          <w:bCs/>
-          <w:szCs w:val="28"/>
-        </w:rPr>
-        <w:t>陰陽相隔不可</w:t>
-      </w:r>
-      <w:proofErr w:type="gramEnd"/>
-      <w:r>
-        <w:rPr>
-          <w:rFonts w:hint="eastAsia"/>
-          <w:bCs/>
-          <w:szCs w:val="28"/>
-        </w:rPr>
-        <w:t>會面是</w:t>
-      </w:r>
-      <w:r>
-        <w:rPr>
-          <w:rFonts w:hint="eastAsia"/>
-          <w:b/>
-          <w:szCs w:val="28"/>
-        </w:rPr>
-        <w:t>悲戚</w:t>
-      </w:r>
-      <w:r>
-        <w:rPr>
-          <w:rFonts w:hint="eastAsia"/>
-          <w:bCs/>
-          <w:szCs w:val="28"/>
-        </w:rPr>
-        <w:t>，就算有天真的衝破生死界線，</w:t>
-      </w:r>
-      <w:proofErr w:type="gramStart"/>
-      <w:r>
-        <w:rPr>
-          <w:rFonts w:hint="eastAsia"/>
-          <w:bCs/>
-          <w:szCs w:val="28"/>
-        </w:rPr>
-        <w:t>歷經塵霜的</w:t>
-      </w:r>
-      <w:proofErr w:type="gramEnd"/>
-      <w:r>
-        <w:rPr>
-          <w:rFonts w:hint="eastAsia"/>
-          <w:bCs/>
-          <w:szCs w:val="28"/>
-        </w:rPr>
-        <w:t>詞人也怕妻子再也認不出自己了。妻子離</w:t>
-      </w:r>
-      <w:proofErr w:type="gramStart"/>
-      <w:r>
-        <w:rPr>
-          <w:rFonts w:hint="eastAsia"/>
-          <w:bCs/>
-          <w:szCs w:val="28"/>
-        </w:rPr>
-        <w:t>世</w:t>
-      </w:r>
-      <w:proofErr w:type="gramEnd"/>
-      <w:r>
-        <w:rPr>
-          <w:rFonts w:hint="eastAsia"/>
-          <w:bCs/>
-          <w:szCs w:val="28"/>
-        </w:rPr>
-        <w:t>後，自己的仕途屢遭曲折，致使年紀尚輕即「塵滿面，</w:t>
-      </w:r>
-      <w:proofErr w:type="gramStart"/>
-      <w:r>
-        <w:rPr>
-          <w:rFonts w:hint="eastAsia"/>
-          <w:bCs/>
-          <w:szCs w:val="28"/>
-        </w:rPr>
-        <w:t>鬢如霜</w:t>
-      </w:r>
-      <w:proofErr w:type="gramEnd"/>
-      <w:r>
-        <w:rPr>
-          <w:rFonts w:hint="eastAsia"/>
-          <w:bCs/>
-          <w:szCs w:val="28"/>
-        </w:rPr>
-        <w:t>」，未老先衰的悲涼不足為外人道，就連髮妻也無法傾吐</w:t>
-      </w:r>
-      <w:r>
-        <w:rPr>
-          <w:rFonts w:hint="eastAsia"/>
-          <w:bCs/>
-          <w:szCs w:val="28"/>
-        </w:rPr>
-        <w:t>(</w:t>
-      </w:r>
-      <w:proofErr w:type="gramStart"/>
-      <w:r>
-        <w:rPr>
-          <w:rFonts w:hint="eastAsia"/>
-          <w:bCs/>
-          <w:color w:val="FF0000"/>
-          <w:sz w:val="16"/>
-          <w:szCs w:val="16"/>
-        </w:rPr>
-        <w:t>ㄊㄨˇ</w:t>
-      </w:r>
-      <w:proofErr w:type="gramEnd"/>
-      <w:r>
-        <w:rPr>
-          <w:rFonts w:hint="eastAsia"/>
-          <w:bCs/>
-          <w:szCs w:val="28"/>
-        </w:rPr>
-        <w:t>)</w:t>
-      </w:r>
-      <w:r>
-        <w:rPr>
-          <w:rFonts w:hint="eastAsia"/>
-          <w:bCs/>
-          <w:szCs w:val="28"/>
-        </w:rPr>
-        <w:t>。</w:t>
+        <w:t>而熟悉。然而，當「相顧無言，惟有淚千行」的時刻來臨，夢境達到了情感的高潮。久別重逢，千言萬語湧上心頭，卻在四目相望的那一刻化為哽咽與無聲的淚水。這種「此時無聲勝有聲」的筆法，將重逢的喜悅瞬間轉為無法言喻的悲慟，真實而震撼。</w:t>
       </w:r>
     </w:p>
     <w:p>
       <w:pPr>
         <w:spacing w:after="0" w:line="400" w:lineRule="exact"/>
         <w:ind w:left="-6" w:right="0" w:hanging="11"/>
-        <w:rPr>
-          <w:bCs/>
-          <w:szCs w:val="28"/>
-        </w:rPr>
-      </w:pPr>
-      <w:r>
-        <w:rPr>
-          <w:rFonts w:hint="eastAsia"/>
-          <w:bCs/>
-          <w:szCs w:val="28"/>
-        </w:rPr>
-        <w:t xml:space="preserve">    </w:t>
-      </w:r>
-      <w:proofErr w:type="gramStart"/>
-      <w:r>
-        <w:rPr>
-          <w:rFonts w:hint="eastAsia"/>
-          <w:bCs/>
-          <w:szCs w:val="28"/>
-        </w:rPr>
-        <w:t>下闕</w:t>
-      </w:r>
-      <w:proofErr w:type="gramEnd"/>
-      <w:r>
-        <w:rPr>
-          <w:rFonts w:hint="eastAsia"/>
-          <w:bCs/>
-          <w:szCs w:val="28"/>
-        </w:rPr>
-        <w:t>寫夢境，超越時空、生死間</w:t>
-      </w:r>
-      <w:r>
-        <w:rPr>
-          <w:rFonts w:hint="eastAsia"/>
-          <w:bCs/>
-          <w:szCs w:val="28"/>
-        </w:rPr>
-        <w:t>(</w:t>
-      </w:r>
-      <w:proofErr w:type="gramStart"/>
-      <w:r>
-        <w:rPr>
-          <w:rFonts w:hint="eastAsia"/>
-          <w:bCs/>
-          <w:color w:val="FF0000"/>
-          <w:sz w:val="16"/>
-          <w:szCs w:val="16"/>
-        </w:rPr>
-        <w:t>ㄐㄧㄢˋ</w:t>
-      </w:r>
-      <w:proofErr w:type="gramEnd"/>
-      <w:r>
-        <w:rPr>
-          <w:rFonts w:hint="eastAsia"/>
-          <w:bCs/>
-          <w:szCs w:val="28"/>
-        </w:rPr>
-        <w:t>)</w:t>
-      </w:r>
-      <w:r>
-        <w:rPr>
-          <w:rFonts w:hint="eastAsia"/>
-          <w:bCs/>
-          <w:szCs w:val="28"/>
-        </w:rPr>
-        <w:t>隔，隱隱約約</w:t>
-      </w:r>
-      <w:r>
-        <w:rPr>
-          <w:rFonts w:hint="eastAsia"/>
-          <w:bCs/>
-          <w:szCs w:val="28"/>
-        </w:rPr>
-        <w:t>、</w:t>
-      </w:r>
-      <w:r>
-        <w:rPr>
-          <w:rFonts w:hint="eastAsia"/>
-          <w:bCs/>
-          <w:szCs w:val="28"/>
-        </w:rPr>
-        <w:t>朦朦朧朧之際，詞人似乎回到家鄉，以「忽」字表現「</w:t>
-      </w:r>
-      <w:proofErr w:type="gramStart"/>
-      <w:r>
-        <w:rPr>
-          <w:rFonts w:hint="eastAsia"/>
-          <w:bCs/>
-          <w:szCs w:val="28"/>
-        </w:rPr>
-        <w:t>悲中逢喜</w:t>
-      </w:r>
-      <w:proofErr w:type="gramEnd"/>
-      <w:r>
-        <w:rPr>
-          <w:rFonts w:hint="eastAsia"/>
-          <w:bCs/>
-          <w:szCs w:val="28"/>
-        </w:rPr>
-        <w:t>」的虛假與凝重之感。依稀彷彿看見小屋的</w:t>
-      </w:r>
-      <w:proofErr w:type="gramStart"/>
-      <w:r>
-        <w:rPr>
-          <w:rFonts w:hint="eastAsia"/>
-          <w:bCs/>
-          <w:szCs w:val="28"/>
-        </w:rPr>
-        <w:t>軒窗下</w:t>
-      </w:r>
-      <w:proofErr w:type="gramEnd"/>
-      <w:r>
-        <w:rPr>
-          <w:rFonts w:hint="eastAsia"/>
-          <w:bCs/>
-          <w:szCs w:val="28"/>
-        </w:rPr>
-        <w:t>，愛妻一如既往地臨床梳妝，一別十年了，那些往日甜蜜</w:t>
-      </w:r>
-      <w:proofErr w:type="gramStart"/>
-      <w:r>
-        <w:rPr>
-          <w:rFonts w:hint="eastAsia"/>
-          <w:bCs/>
-          <w:szCs w:val="28"/>
-        </w:rPr>
-        <w:t>君記否</w:t>
-      </w:r>
-      <w:proofErr w:type="gramEnd"/>
-      <w:r>
-        <w:rPr>
-          <w:rFonts w:hint="eastAsia"/>
-          <w:bCs/>
-          <w:szCs w:val="28"/>
-        </w:rPr>
-        <w:t>？別後十年，</w:t>
-      </w:r>
-      <w:r>
-        <w:rPr>
-          <w:rFonts w:hint="eastAsia"/>
-          <w:b/>
-          <w:szCs w:val="28"/>
-        </w:rPr>
-        <w:t>驀然</w:t>
-      </w:r>
-      <w:r>
-        <w:rPr>
-          <w:rFonts w:hint="eastAsia"/>
-          <w:bCs/>
-          <w:szCs w:val="28"/>
-        </w:rPr>
-        <w:t>見面卻相對無言，千言萬語不知從</w:t>
-      </w:r>
-      <w:proofErr w:type="gramStart"/>
-      <w:r>
-        <w:rPr>
-          <w:rFonts w:hint="eastAsia"/>
-          <w:bCs/>
-          <w:szCs w:val="28"/>
-        </w:rPr>
-        <w:t>何訴起</w:t>
-      </w:r>
-      <w:proofErr w:type="gramEnd"/>
-      <w:r>
-        <w:rPr>
-          <w:rFonts w:hint="eastAsia"/>
-          <w:bCs/>
-          <w:szCs w:val="28"/>
-        </w:rPr>
-        <w:t>？「淚千行」是詞人僅剩的深情，這其中包藏著無限辛酸與無奈，相思</w:t>
-      </w:r>
-      <w:proofErr w:type="gramStart"/>
-      <w:r>
-        <w:rPr>
-          <w:rFonts w:hint="eastAsia"/>
-          <w:bCs/>
-          <w:szCs w:val="28"/>
-        </w:rPr>
-        <w:t>欲寄無從</w:t>
-      </w:r>
-      <w:proofErr w:type="gramEnd"/>
-      <w:r>
-        <w:rPr>
-          <w:rFonts w:hint="eastAsia"/>
-          <w:bCs/>
-          <w:szCs w:val="28"/>
-        </w:rPr>
-        <w:t>寄，也只能化作淚痕默默</w:t>
-      </w:r>
-      <w:proofErr w:type="gramStart"/>
-      <w:r>
-        <w:rPr>
-          <w:rFonts w:hint="eastAsia"/>
-          <w:b/>
-          <w:szCs w:val="28"/>
-        </w:rPr>
-        <w:t>凝語</w:t>
-      </w:r>
-      <w:r>
-        <w:rPr>
-          <w:rFonts w:hint="eastAsia"/>
-          <w:bCs/>
-          <w:szCs w:val="28"/>
-        </w:rPr>
-        <w:t>了</w:t>
-      </w:r>
-      <w:proofErr w:type="gramEnd"/>
-      <w:r>
-        <w:rPr>
-          <w:rFonts w:hint="eastAsia"/>
-          <w:bCs/>
-          <w:szCs w:val="28"/>
-        </w:rPr>
-        <w:t>。</w:t>
-      </w:r>
-    </w:p>
-    <w:p>
-      <w:pPr>
-        <w:spacing w:after="0" w:line="400" w:lineRule="exact"/>
-        <w:ind w:left="-6" w:right="0" w:hanging="11"/>
-        <w:rPr>
-          <w:bCs/>
-          <w:szCs w:val="28"/>
-        </w:rPr>
-      </w:pPr>
-      <w:r>
-        <w:rPr>
-          <w:rFonts w:hint="eastAsia"/>
-          <w:bCs/>
-          <w:szCs w:val="28"/>
-        </w:rPr>
-        <w:t xml:space="preserve">    </w:t>
-      </w:r>
-      <w:r>
-        <w:rPr>
-          <w:rFonts w:hint="eastAsia"/>
-          <w:bCs/>
-          <w:szCs w:val="28"/>
-        </w:rPr>
-        <w:t>「料得」二字推測自己的相思仍會持續，然無盡的歲月也只能用「猜測」語氣才能稍微和緩自己的悲痛了。夢醒了，</w:t>
-      </w:r>
-      <w:proofErr w:type="gramStart"/>
-      <w:r>
-        <w:rPr>
-          <w:rFonts w:hint="eastAsia"/>
-          <w:bCs/>
-          <w:szCs w:val="28"/>
-        </w:rPr>
-        <w:t>亡妻仍在</w:t>
-      </w:r>
-      <w:proofErr w:type="gramEnd"/>
-      <w:r>
-        <w:rPr>
-          <w:rFonts w:hint="eastAsia"/>
-          <w:bCs/>
-          <w:szCs w:val="28"/>
-        </w:rPr>
-        <w:t>千里的</w:t>
-      </w:r>
-      <w:proofErr w:type="gramStart"/>
-      <w:r>
-        <w:rPr>
-          <w:rFonts w:hint="eastAsia"/>
-          <w:bCs/>
-          <w:szCs w:val="28"/>
-        </w:rPr>
-        <w:t>松岡外</w:t>
-      </w:r>
-      <w:proofErr w:type="gramEnd"/>
-      <w:r>
-        <w:rPr>
-          <w:rFonts w:hint="eastAsia"/>
-          <w:bCs/>
-          <w:szCs w:val="28"/>
-        </w:rPr>
-        <w:t>，詞人仍在生死相隔、飄渺茫然的巨大悲傷中，不可自拔。</w:t>
-      </w:r>
-    </w:p>
-    <w:p>
-      <w:pPr>
-        <w:spacing w:after="0" w:line="400" w:lineRule="exact"/>
-        <w:ind w:left="-6" w:right="0" w:hanging="11"/>
-        <w:rPr>
-          <w:bCs/>
-          <w:szCs w:val="28"/>
-        </w:rPr>
-      </w:pPr>
-      <w:r>
-        <w:rPr>
-          <w:rFonts w:hint="eastAsia"/>
-          <w:bCs/>
-          <w:szCs w:val="28"/>
-        </w:rPr>
-        <w:t xml:space="preserve">    </w:t>
-      </w:r>
-      <w:proofErr w:type="gramStart"/>
-      <w:r>
-        <w:rPr>
-          <w:rFonts w:hint="eastAsia"/>
-          <w:bCs/>
-          <w:szCs w:val="28"/>
-        </w:rPr>
-        <w:t>全詞聲聲</w:t>
-      </w:r>
-      <w:r>
-        <w:rPr>
-          <w:rFonts w:hint="eastAsia"/>
-          <w:b/>
-          <w:szCs w:val="28"/>
-        </w:rPr>
-        <w:t>幽咽</w:t>
-      </w:r>
-      <w:proofErr w:type="gramEnd"/>
-      <w:r>
-        <w:rPr>
-          <w:rFonts w:hint="eastAsia"/>
-          <w:bCs/>
-          <w:szCs w:val="28"/>
-        </w:rPr>
-        <w:t>，深得同情。這樣的情緒過於濃重，不是人人皆有感受，但人終須有一死，或許某天我們經歷了「</w:t>
-      </w:r>
-      <w:hyperlink r:id="rId8" w:history="1">
-        <w:r>
-          <w:rPr>
-            <w:rStyle w:val="a8"/>
-            <w:rFonts w:hint="eastAsia"/>
-            <w:bCs/>
-            <w:szCs w:val="28"/>
-          </w:rPr>
-          <w:t>上窮碧落下黃泉</w:t>
-        </w:r>
-      </w:hyperlink>
-      <w:r>
-        <w:rPr>
-          <w:rFonts w:hint="eastAsia"/>
-          <w:bCs/>
-          <w:szCs w:val="28"/>
-        </w:rPr>
-        <w:t>」也難以會晤親人時，就可以體會</w:t>
-      </w:r>
-      <w:r>
-        <w:rPr>
-          <w:rFonts w:hint="eastAsia"/>
-          <w:bCs/>
-          <w:szCs w:val="28"/>
-          <w:u w:val="single"/>
-        </w:rPr>
-        <w:t>蘇軾</w:t>
-      </w:r>
-      <w:r>
-        <w:rPr>
-          <w:rFonts w:hint="eastAsia"/>
-          <w:bCs/>
-          <w:szCs w:val="28"/>
-        </w:rPr>
-        <w:t>這種「愛到深處」卻只</w:t>
-      </w:r>
-      <w:proofErr w:type="gramStart"/>
-      <w:r>
-        <w:rPr>
-          <w:rFonts w:hint="eastAsia"/>
-          <w:bCs/>
-          <w:szCs w:val="28"/>
-        </w:rPr>
-        <w:t>能夢裡訴</w:t>
-      </w:r>
-      <w:proofErr w:type="gramEnd"/>
-      <w:r>
-        <w:rPr>
-          <w:rFonts w:hint="eastAsia"/>
-          <w:bCs/>
-          <w:szCs w:val="28"/>
-        </w:rPr>
-        <w:t>的深情了。</w:t>
-      </w:r>
-    </w:p>
-    <w:p>
-      <w:pPr>
-        <w:spacing w:after="0" w:line="400" w:lineRule="exact"/>
-        <w:ind w:left="-6" w:right="0" w:hanging="11"/>
+        <w:jc w:val="both"/>
         <w:rPr>
           <w:bCs/>
           <w:spacing w:val="-6"/>
@@ -2297,32 +1738,107 @@
         <w:rPr>
           <w:rFonts w:hint="eastAsia"/>
           <w:bCs/>
-          <w:spacing w:val="-6"/>
-          <w:szCs w:val="28"/>
-        </w:rPr>
-        <w:t>(資料來源：</w:t>
-      </w:r>
-      <w:hyperlink r:id="rId9" w:history="1">
-        <w:r>
-          <w:rPr>
-            <w:rStyle w:val="a8"/>
-            <w:bCs/>
-            <w:spacing w:val="-6"/>
-            <w:szCs w:val="28"/>
-          </w:rPr>
-          <w:t>https://www.merit-times.com/NewsPage.aspx?unid=486571</w:t>
-        </w:r>
-      </w:hyperlink>
-      <w:hyperlink r:id="rId10" w:history="1"/>
-      <w:hyperlink r:id="rId11" w:history="1"/>
+          <w:szCs w:val="28"/>
+        </w:rPr>
+        <w:t xml:space="preserve">    </w:t>
+      </w:r>
       <w:r>
         <w:rPr>
           <w:rFonts w:hint="eastAsia"/>
           <w:bCs/>
-          <w:spacing w:val="-6"/>
-          <w:szCs w:val="28"/>
-        </w:rPr>
-        <w:t>)</w:t>
+          <w:szCs w:val="28"/>
+        </w:rPr>
+        <w:t>結尾「料得年年</w:t>
+      </w:r>
+      <w:proofErr w:type="gramStart"/>
+      <w:r>
+        <w:rPr>
+          <w:rFonts w:hint="eastAsia"/>
+          <w:bCs/>
+          <w:szCs w:val="28"/>
+        </w:rPr>
+        <w:t>腸斷處</w:t>
+      </w:r>
+      <w:proofErr w:type="gramEnd"/>
+      <w:r>
+        <w:rPr>
+          <w:rFonts w:hint="eastAsia"/>
+          <w:bCs/>
+          <w:szCs w:val="28"/>
+        </w:rPr>
+        <w:t>，明月夜，</w:t>
+      </w:r>
+      <w:proofErr w:type="gramStart"/>
+      <w:r>
+        <w:rPr>
+          <w:rFonts w:hint="eastAsia"/>
+          <w:bCs/>
+          <w:szCs w:val="28"/>
+        </w:rPr>
+        <w:t>短松岡</w:t>
+      </w:r>
+      <w:proofErr w:type="gramEnd"/>
+      <w:r>
+        <w:rPr>
+          <w:rFonts w:hint="eastAsia"/>
+          <w:bCs/>
+          <w:szCs w:val="28"/>
+        </w:rPr>
+        <w:t>」將思緒從夢境拉回冰冷的現實。明月之夜，</w:t>
+      </w:r>
+      <w:proofErr w:type="gramStart"/>
+      <w:r>
+        <w:rPr>
+          <w:rFonts w:hint="eastAsia"/>
+          <w:bCs/>
+          <w:szCs w:val="28"/>
+        </w:rPr>
+        <w:t>短松岡上</w:t>
+      </w:r>
+      <w:proofErr w:type="gramEnd"/>
+      <w:r>
+        <w:rPr>
+          <w:rFonts w:hint="eastAsia"/>
+          <w:bCs/>
+          <w:szCs w:val="28"/>
+        </w:rPr>
+        <w:t>，那孤零零的墳墓正是每年讓詞人肝腸寸斷的地方。</w:t>
+      </w:r>
+      <w:proofErr w:type="gramStart"/>
+      <w:r>
+        <w:rPr>
+          <w:rFonts w:hint="eastAsia"/>
+          <w:bCs/>
+          <w:szCs w:val="28"/>
+        </w:rPr>
+        <w:t>全詞真情</w:t>
+      </w:r>
+      <w:proofErr w:type="gramEnd"/>
+      <w:r>
+        <w:rPr>
+          <w:rFonts w:hint="eastAsia"/>
+          <w:bCs/>
+          <w:szCs w:val="28"/>
+        </w:rPr>
+        <w:t>流露，毫無雕琢之痕，生動詮釋了何謂「</w:t>
+      </w:r>
+      <w:proofErr w:type="gramStart"/>
+      <w:r>
+        <w:rPr>
+          <w:rFonts w:hint="eastAsia"/>
+          <w:bCs/>
+          <w:szCs w:val="28"/>
+        </w:rPr>
+        <w:t>至痛無聲</w:t>
+      </w:r>
+      <w:proofErr w:type="gramEnd"/>
+      <w:r>
+        <w:rPr>
+          <w:rFonts w:hint="eastAsia"/>
+          <w:bCs/>
+          <w:szCs w:val="28"/>
+        </w:rPr>
+        <w:t>」，至今讀來依然令人動容。</w:t>
       </w:r>
     </w:p>
     <w:p>
@@ -2353,54 +1869,44 @@
           <w:ilvl w:val="0"/>
           <w:numId w:val="1"/>
         </w:numPr>
-        <w:spacing w:after="0" w:line="400" w:lineRule="exact"/>
-        <w:ind w:leftChars="0" w:right="0"/>
-        <w:rPr>
-          <w:szCs w:val="28"/>
-        </w:rPr>
-      </w:pPr>
-      <w:r>
-        <w:rPr>
-          <w:rFonts w:hint="eastAsia"/>
-          <w:color w:val="0F0F0F"/>
-          <w:szCs w:val="28"/>
-        </w:rPr>
-        <w:t>烙</w:t>
-      </w:r>
-      <w:r>
-        <w:rPr>
-          <w:rFonts w:hint="eastAsia"/>
-          <w:color w:val="0F0F0F"/>
-          <w:szCs w:val="28"/>
-        </w:rPr>
-        <w:t xml:space="preserve"> </w:t>
-      </w:r>
-      <w:r>
-        <w:rPr>
-          <w:rFonts w:hint="eastAsia"/>
-          <w:color w:val="0F0F0F"/>
-          <w:szCs w:val="28"/>
-        </w:rPr>
-        <w:t>(</w:t>
+        <w:spacing w:after="0" w:line="380" w:lineRule="exact"/>
+        <w:ind w:leftChars="0" w:left="284" w:right="0" w:hanging="284"/>
+        <w:rPr>
+          <w:szCs w:val="28"/>
+        </w:rPr>
+      </w:pPr>
+      <w:r>
+        <w:rPr>
+          <w:rFonts w:hint="eastAsia"/>
+          <w:color w:val="0F0F0F"/>
+          <w:szCs w:val="28"/>
+        </w:rPr>
+        <w:t>欲蓋彌彰</w:t>
+      </w:r>
+      <w:r>
+        <w:rPr>
+          <w:rFonts w:hint="eastAsia"/>
+          <w:color w:val="0F0F0F"/>
+          <w:szCs w:val="28"/>
+        </w:rPr>
+        <w:t>：</w:t>
+      </w:r>
+      <w:r>
+        <w:rPr>
+          <w:rFonts w:hint="eastAsia"/>
+          <w:color w:val="0F0F0F"/>
+          <w:szCs w:val="28"/>
+        </w:rPr>
+        <w:t>想要掩蓋明顯的事實，反而使之更加顯露、明顯。</w:t>
       </w:r>
       <w:proofErr w:type="gramStart"/>
       <w:r>
         <w:rPr>
           <w:rFonts w:hint="eastAsia"/>
-          <w:color w:val="FF0000"/>
-          <w:sz w:val="16"/>
-          <w:szCs w:val="16"/>
-        </w:rPr>
-        <w:t>ㄌㄠ</w:t>
-      </w:r>
-      <w:r>
-        <w:rPr>
-          <w:rFonts w:hint="eastAsia"/>
-          <w:color w:val="FF0000"/>
-          <w:sz w:val="16"/>
-          <w:szCs w:val="16"/>
-        </w:rPr>
-        <w:t>ˋ</w:t>
+          <w:color w:val="0F0F0F"/>
+          <w:szCs w:val="28"/>
+        </w:rPr>
+        <w:t>如詞中</w:t>
       </w:r>
       <w:proofErr w:type="gramEnd"/>
       <w:r>
@@ -2409,90 +1915,7 @@
           <w:color w:val="0F0F0F"/>
           <w:szCs w:val="28"/>
         </w:rPr>
-        <w:t>)</w:t>
-      </w:r>
-      <w:r>
-        <w:rPr>
-          <w:rFonts w:hint="eastAsia"/>
-          <w:color w:val="0F0F0F"/>
-          <w:szCs w:val="28"/>
-        </w:rPr>
-        <w:t xml:space="preserve"> 印</w:t>
-      </w:r>
-    </w:p>
-    <w:p>
-      <w:pPr>
-        <w:pStyle w:val="aa"/>
-        <w:numPr>
-          <w:ilvl w:val="0"/>
-          <w:numId w:val="34"/>
-        </w:numPr>
-        <w:spacing w:after="0" w:line="400" w:lineRule="exact"/>
-        <w:ind w:leftChars="0" w:right="0"/>
-        <w:rPr>
-          <w:szCs w:val="28"/>
-        </w:rPr>
-      </w:pPr>
-      <w:r>
-        <w:rPr>
-          <w:rFonts w:hint="eastAsia"/>
-          <w:szCs w:val="28"/>
-        </w:rPr>
-        <w:t>將金屬用火燒熱，在身體或器物</w:t>
-      </w:r>
-      <w:proofErr w:type="gramStart"/>
-      <w:r>
-        <w:rPr>
-          <w:rFonts w:hint="eastAsia"/>
-          <w:szCs w:val="28"/>
-        </w:rPr>
-        <w:t>上燙印</w:t>
-      </w:r>
-      <w:proofErr w:type="gramEnd"/>
-      <w:r>
-        <w:rPr>
-          <w:rFonts w:hint="eastAsia"/>
-          <w:szCs w:val="28"/>
-        </w:rPr>
-        <w:t>文字或符號，以資辨別，稱為「烙印」。</w:t>
-      </w:r>
-    </w:p>
-    <w:p>
-      <w:pPr>
-        <w:pStyle w:val="aa"/>
-        <w:spacing w:after="0" w:line="400" w:lineRule="exact"/>
-        <w:ind w:leftChars="0" w:left="960" w:right="0" w:firstLine="0"/>
-        <w:rPr>
-          <w:szCs w:val="28"/>
-        </w:rPr>
-      </w:pPr>
-      <w:r>
-        <w:rPr>
-          <w:rFonts w:hint="eastAsia"/>
-          <w:szCs w:val="28"/>
-        </w:rPr>
-        <w:t>【例】飼主在牛、馬身上烙印作記號，以方便辨認。</w:t>
-      </w:r>
-    </w:p>
-    <w:p>
-      <w:pPr>
-        <w:pStyle w:val="aa"/>
-        <w:numPr>
-          <w:ilvl w:val="0"/>
-          <w:numId w:val="34"/>
-        </w:numPr>
-        <w:spacing w:after="0" w:line="400" w:lineRule="exact"/>
-        <w:ind w:leftChars="0" w:right="0"/>
-        <w:rPr>
-          <w:szCs w:val="28"/>
-        </w:rPr>
-      </w:pPr>
-      <w:r>
-        <w:rPr>
-          <w:rFonts w:hint="eastAsia"/>
-          <w:szCs w:val="28"/>
-        </w:rPr>
-        <w:t>引申為深刻的印象。【例】那次的車禍，在我心裡深深的留下一個烙印。</w:t>
+        <w:t>說「不思量」，表面上好像想藉由不去刻意懷念來減輕痛苦，但緊接著一句「自難忘」，反而讓思念之情顯得更深、更無法掩蓋。</w:t>
       </w:r>
     </w:p>
     <w:p>
@@ -2502,20 +1925,32 @@
           <w:ilvl w:val="0"/>
           <w:numId w:val="1"/>
         </w:numPr>
-        <w:spacing w:after="0" w:line="400" w:lineRule="exact"/>
-        <w:ind w:leftChars="0" w:right="0"/>
-      </w:pPr>
-      <w:r>
-        <w:rPr>
-          <w:rFonts w:hint="eastAsia"/>
-        </w:rPr>
-        <w:t>縈繞</w:t>
-      </w:r>
-      <w:r>
-        <w:rPr>
-          <w:rFonts w:hint="eastAsia"/>
-        </w:rPr>
-        <w:t>：纏繞、環繞。【例】聆聽他的演奏後，美妙的樂音，不時在我腦海中縈繞。</w:t>
+        <w:spacing w:after="0" w:line="380" w:lineRule="exact"/>
+        <w:ind w:leftChars="0" w:left="284" w:right="0" w:hanging="284"/>
+        <w:rPr>
+          <w:szCs w:val="28"/>
+        </w:rPr>
+      </w:pPr>
+      <w:r>
+        <w:rPr>
+          <w:rFonts w:hint="eastAsia"/>
+          <w:szCs w:val="28"/>
+        </w:rPr>
+        <w:t>生活坎坷</w:t>
+      </w:r>
+      <w:r>
+        <w:rPr>
+          <w:rFonts w:hint="eastAsia"/>
+          <w:szCs w:val="28"/>
+        </w:rPr>
+        <w:t>：</w:t>
+      </w:r>
+      <w:r>
+        <w:rPr>
+          <w:rFonts w:hint="eastAsia"/>
+          <w:szCs w:val="28"/>
+        </w:rPr>
+        <w:t>指人生的道路崎嶇不平，遭遇許多挫折、不順遂與波折。政治上的貶谪與打擊，加速了他的心力交瘁，使他不僅承受喪妻之痛，也承受了現實生活的重壓與身心煎熬。</w:t>
       </w:r>
     </w:p>
     <w:p>
@@ -2525,69 +1960,64 @@
           <w:ilvl w:val="0"/>
           <w:numId w:val="1"/>
         </w:numPr>
-        <w:spacing w:after="0" w:line="400" w:lineRule="exact"/>
-        <w:ind w:leftChars="0" w:right="0"/>
-      </w:pPr>
-      <w:r>
-        <w:rPr>
-          <w:rFonts w:hint="eastAsia"/>
-        </w:rPr>
-        <w:t>彌篤</w:t>
-      </w:r>
-      <w:r>
-        <w:rPr>
-          <w:rFonts w:hint="eastAsia"/>
-        </w:rPr>
-        <w:t>(</w:t>
+        <w:spacing w:after="0" w:line="380" w:lineRule="exact"/>
+        <w:ind w:leftChars="0" w:left="284" w:right="0" w:hanging="284"/>
+        <w:rPr>
+          <w:szCs w:val="28"/>
+        </w:rPr>
+      </w:pPr>
+      <w:r>
+        <w:rPr>
+          <w:rFonts w:hint="eastAsia"/>
+          <w:szCs w:val="28"/>
+        </w:rPr>
+        <w:t>映襯</w:t>
+      </w:r>
+      <w:r>
+        <w:rPr>
+          <w:rFonts w:hint="eastAsia"/>
+          <w:szCs w:val="28"/>
+        </w:rPr>
+        <w:t>：</w:t>
+      </w:r>
+      <w:r>
+        <w:rPr>
+          <w:rFonts w:hint="eastAsia"/>
+          <w:szCs w:val="28"/>
+        </w:rPr>
+        <w:t>一種修辭手法，把兩種不同的、相反的觀念或事物，對立並列地描寫出來，</w:t>
       </w:r>
       <w:proofErr w:type="gramStart"/>
       <w:r>
         <w:rPr>
           <w:rFonts w:hint="eastAsia"/>
-          <w:color w:val="FF0000"/>
-          <w:sz w:val="16"/>
-          <w:szCs w:val="16"/>
-        </w:rPr>
-        <w:t>ㄇㄧˊ</w:t>
+          <w:szCs w:val="28"/>
+        </w:rPr>
+        <w:t>使好的</w:t>
       </w:r>
       <w:proofErr w:type="gramEnd"/>
       <w:r>
         <w:rPr>
           <w:rFonts w:hint="eastAsia"/>
-          <w:color w:val="FF0000"/>
-          <w:sz w:val="16"/>
-          <w:szCs w:val="16"/>
-        </w:rPr>
-        <w:t xml:space="preserve"> </w:t>
+          <w:szCs w:val="28"/>
+        </w:rPr>
+        <w:t>顯得更好，壞的顯得更壞，或使意境更加鮮明。如將「明月夜」的清冷與「</w:t>
       </w:r>
       <w:proofErr w:type="gramStart"/>
       <w:r>
         <w:rPr>
           <w:rFonts w:hint="eastAsia"/>
-          <w:color w:val="FF0000"/>
-          <w:sz w:val="16"/>
-          <w:szCs w:val="16"/>
-        </w:rPr>
-        <w:t>ㄉㄨˇ</w:t>
+          <w:szCs w:val="28"/>
+        </w:rPr>
+        <w:t>短松岡</w:t>
       </w:r>
       <w:proofErr w:type="gramEnd"/>
       <w:r>
         <w:rPr>
           <w:rFonts w:hint="eastAsia"/>
-        </w:rPr>
-        <w:t>)：</w:t>
-      </w:r>
-      <w:r>
-        <w:rPr>
-          <w:rFonts w:hint="eastAsia"/>
-        </w:rPr>
-        <w:t>更加</w:t>
-      </w:r>
-      <w:r>
-        <w:rPr>
-          <w:rFonts w:hint="eastAsia"/>
-        </w:rPr>
-        <w:t>深厚。</w:t>
+          <w:szCs w:val="28"/>
+        </w:rPr>
+        <w:t>」的荒涼交織，或將夢中短暫溫馨的「小軒窗，正梳妝」與醒來後的「淚千行」對比，藉此強烈烘托出內心的悲涼。</w:t>
       </w:r>
     </w:p>
     <w:p>
@@ -2597,52 +2027,64 @@
           <w:ilvl w:val="0"/>
           <w:numId w:val="1"/>
         </w:numPr>
-        <w:spacing w:after="0" w:line="400" w:lineRule="exact"/>
-        <w:ind w:leftChars="0" w:right="0"/>
-      </w:pPr>
+        <w:spacing w:after="0" w:line="380" w:lineRule="exact"/>
+        <w:ind w:leftChars="0" w:left="284" w:right="0" w:hanging="284"/>
+        <w:rPr>
+          <w:szCs w:val="28"/>
+        </w:rPr>
+      </w:pPr>
+      <w:r>
+        <w:rPr>
+          <w:rFonts w:hint="eastAsia"/>
+          <w:szCs w:val="28"/>
+        </w:rPr>
+        <w:t>魂牽夢縈</w:t>
+      </w:r>
+      <w:r>
+        <w:rPr>
+          <w:rFonts w:hint="eastAsia"/>
+          <w:szCs w:val="28"/>
+        </w:rPr>
+        <w:t>：</w:t>
+      </w:r>
+      <w:r>
+        <w:rPr>
+          <w:rFonts w:hint="eastAsia"/>
+          <w:szCs w:val="28"/>
+        </w:rPr>
+        <w:t>靈魂好像被</w:t>
+      </w:r>
       <w:proofErr w:type="gramStart"/>
       <w:r>
         <w:rPr>
           <w:rFonts w:hint="eastAsia"/>
-        </w:rPr>
-        <w:t>乖隔</w:t>
+          <w:szCs w:val="28"/>
+        </w:rPr>
+        <w:t>牽絆著</w:t>
       </w:r>
       <w:proofErr w:type="gramEnd"/>
       <w:r>
         <w:rPr>
           <w:rFonts w:hint="eastAsia"/>
-        </w:rPr>
-        <w:t>：</w:t>
-      </w:r>
-      <w:r>
-        <w:rPr>
-          <w:rFonts w:hint="eastAsia"/>
-        </w:rPr>
-        <w:t>指分離</w:t>
-      </w:r>
-      <w:r>
-        <w:rPr>
-          <w:rFonts w:hint="eastAsia"/>
-        </w:rPr>
-        <w:t>、</w:t>
-      </w:r>
-      <w:r>
-        <w:rPr>
-          <w:rFonts w:hint="eastAsia"/>
-        </w:rPr>
-        <w:t>別離</w:t>
-      </w:r>
-      <w:r>
-        <w:rPr>
-          <w:rFonts w:hint="eastAsia"/>
+          <w:szCs w:val="28"/>
         </w:rPr>
         <w:t>，</w:t>
       </w:r>
-      <w:r>
-        <w:rPr>
-          <w:rFonts w:hint="eastAsia"/>
-        </w:rPr>
-        <w:t>也指阻隔。</w:t>
+      <w:proofErr w:type="gramStart"/>
+      <w:r>
+        <w:rPr>
+          <w:rFonts w:hint="eastAsia"/>
+          <w:szCs w:val="28"/>
+        </w:rPr>
+        <w:t>夢魂也在</w:t>
+      </w:r>
+      <w:proofErr w:type="gramEnd"/>
+      <w:r>
+        <w:rPr>
+          <w:rFonts w:hint="eastAsia"/>
+          <w:szCs w:val="28"/>
+        </w:rPr>
+        <w:t>縈繞盤旋。形容十分思念，難以忘懷。</w:t>
       </w:r>
     </w:p>
     <w:p>
@@ -2652,67 +2094,84 @@
           <w:ilvl w:val="0"/>
           <w:numId w:val="1"/>
         </w:numPr>
-        <w:spacing w:after="0" w:line="400" w:lineRule="exact"/>
-        <w:ind w:leftChars="0" w:right="0"/>
-      </w:pPr>
-      <w:r>
-        <w:rPr>
-          <w:rFonts w:hint="eastAsia"/>
-        </w:rPr>
-        <w:t>膠著</w:t>
-      </w:r>
-    </w:p>
-    <w:p>
-      <w:pPr>
-        <w:pStyle w:val="aa"/>
-        <w:numPr>
-          <w:ilvl w:val="0"/>
-          <w:numId w:val="34"/>
-        </w:numPr>
-        <w:spacing w:after="0" w:line="400" w:lineRule="exact"/>
-        <w:ind w:leftChars="0" w:right="0"/>
-      </w:pPr>
+        <w:spacing w:after="0" w:line="380" w:lineRule="exact"/>
+        <w:ind w:leftChars="0" w:left="284" w:right="0" w:hanging="284"/>
+        <w:rPr>
+          <w:szCs w:val="28"/>
+        </w:rPr>
+      </w:pPr>
+      <w:r>
+        <w:rPr>
+          <w:rFonts w:hint="eastAsia"/>
+          <w:szCs w:val="28"/>
+        </w:rPr>
+        <w:t>淋漓</w:t>
+      </w:r>
+      <w:r>
+        <w:rPr>
+          <w:rFonts w:hint="eastAsia"/>
+          <w:szCs w:val="28"/>
+        </w:rPr>
+        <w:t>(</w:t>
+      </w:r>
       <w:proofErr w:type="gramStart"/>
       <w:r>
         <w:rPr>
           <w:rFonts w:hint="eastAsia"/>
-        </w:rPr>
-        <w:t>黏</w:t>
+          <w:color w:val="FF0000"/>
+          <w:sz w:val="16"/>
+          <w:szCs w:val="16"/>
+        </w:rPr>
+        <w:t>ㄌㄧㄣˊ</w:t>
       </w:r>
       <w:proofErr w:type="gramEnd"/>
       <w:r>
         <w:rPr>
           <w:rFonts w:hint="eastAsia"/>
-        </w:rPr>
-        <w:t>得牢固。如：「將掛</w:t>
+          <w:color w:val="FF0000"/>
+          <w:sz w:val="16"/>
+          <w:szCs w:val="16"/>
+        </w:rPr>
+        <w:t xml:space="preserve"> </w:t>
       </w:r>
       <w:proofErr w:type="gramStart"/>
       <w:r>
         <w:rPr>
           <w:rFonts w:hint="eastAsia"/>
-        </w:rPr>
-        <w:t>鉤</w:t>
+          <w:color w:val="FF0000"/>
+          <w:sz w:val="16"/>
+          <w:szCs w:val="16"/>
+        </w:rPr>
+        <w:t>ㄌㄧˊ</w:t>
       </w:r>
       <w:proofErr w:type="gramEnd"/>
       <w:r>
         <w:rPr>
           <w:rFonts w:hint="eastAsia"/>
-        </w:rPr>
-        <w:t>膠著在牆上，就能掛上衣物。」</w:t>
-      </w:r>
-    </w:p>
-    <w:p>
-      <w:pPr>
-        <w:pStyle w:val="aa"/>
-        <w:numPr>
-          <w:ilvl w:val="0"/>
-          <w:numId w:val="34"/>
-        </w:numPr>
-        <w:spacing w:after="0" w:line="400" w:lineRule="exact"/>
-        <w:ind w:leftChars="0" w:right="0"/>
-      </w:pPr>
-      <w:r>
-        <w:t>比喻相持不下，無法解決。如：「這場排球賽，兩隊實力相當，戰況呈現膠著狀態。」</w:t>
+          <w:szCs w:val="28"/>
+        </w:rPr>
+        <w:t>)</w:t>
+      </w:r>
+      <w:r>
+        <w:rPr>
+          <w:rFonts w:hint="eastAsia"/>
+          <w:szCs w:val="28"/>
+        </w:rPr>
+        <w:t>盡致</w:t>
+      </w:r>
+      <w:r>
+        <w:rPr>
+          <w:rFonts w:hint="eastAsia"/>
+          <w:szCs w:val="28"/>
+        </w:rPr>
+        <w:t>：</w:t>
+      </w:r>
+      <w:r>
+        <w:rPr>
+          <w:rFonts w:hint="eastAsia"/>
+          <w:szCs w:val="28"/>
+        </w:rPr>
+        <w:t>形容文章、表達或情感極為透徹、充分，沒有絲毫保留。</w:t>
       </w:r>
     </w:p>
     <w:p>
@@ -2722,48 +2181,48 @@
           <w:ilvl w:val="0"/>
           <w:numId w:val="1"/>
         </w:numPr>
-        <w:spacing w:after="0" w:line="400" w:lineRule="exact"/>
-        <w:ind w:leftChars="0" w:right="0"/>
-      </w:pPr>
-      <w:r>
-        <w:rPr>
-          <w:rFonts w:hint="eastAsia"/>
-        </w:rPr>
-        <w:t>索於心，</w:t>
+        <w:spacing w:after="0" w:line="380" w:lineRule="exact"/>
+        <w:ind w:leftChars="0" w:left="284" w:right="0" w:hanging="284"/>
+        <w:rPr>
+          <w:szCs w:val="28"/>
+        </w:rPr>
+      </w:pPr>
+      <w:r>
+        <w:rPr>
+          <w:rFonts w:hint="eastAsia"/>
+          <w:szCs w:val="28"/>
+        </w:rPr>
+        <w:t>滄桑</w:t>
+      </w:r>
+      <w:r>
+        <w:rPr>
+          <w:rFonts w:hint="eastAsia"/>
+          <w:szCs w:val="28"/>
+        </w:rPr>
+        <w:t>：</w:t>
+      </w:r>
+      <w:r>
+        <w:rPr>
+          <w:rFonts w:hint="eastAsia"/>
+          <w:szCs w:val="28"/>
+        </w:rPr>
+        <w:t>原指大海變成農田、農田變成大海（滄海桑田），後用來比喻世事變化很大，或者人經歷了許多風浪、容顏與心境的改變。對應詞中「塵滿面，</w:t>
       </w:r>
       <w:proofErr w:type="gramStart"/>
       <w:r>
         <w:rPr>
           <w:rFonts w:hint="eastAsia"/>
-        </w:rPr>
-        <w:t>託</w:t>
+          <w:szCs w:val="28"/>
+        </w:rPr>
+        <w:t>鬢如霜</w:t>
       </w:r>
       <w:proofErr w:type="gramEnd"/>
       <w:r>
         <w:rPr>
           <w:rFonts w:hint="eastAsia"/>
-        </w:rPr>
-        <w:t>於夢</w:t>
-      </w:r>
-      <w:r>
-        <w:rPr>
-          <w:rFonts w:hint="eastAsia"/>
-        </w:rPr>
-        <w:t>：</w:t>
-      </w:r>
-      <w:proofErr w:type="gramStart"/>
-      <w:r>
-        <w:rPr>
-          <w:rFonts w:hint="eastAsia"/>
-        </w:rPr>
-        <w:t>只日有所思</w:t>
-      </w:r>
-      <w:proofErr w:type="gramEnd"/>
-      <w:r>
-        <w:rPr>
-          <w:rFonts w:hint="eastAsia"/>
-        </w:rPr>
-        <w:t>，夜有所夢。</w:t>
+          <w:szCs w:val="28"/>
+        </w:rPr>
+        <w:t>」。歲月不僅帶走了青春，也留下了滿臉風霜與白髮，象徵著時間在生命中刻下的無情印記與沉重負荷。</w:t>
       </w:r>
     </w:p>
     <w:p>
@@ -2773,258 +2232,37 @@
           <w:ilvl w:val="0"/>
           <w:numId w:val="1"/>
         </w:numPr>
-        <w:spacing w:after="0" w:line="400" w:lineRule="exact"/>
-        <w:ind w:leftChars="0" w:right="0"/>
-      </w:pPr>
-      <w:r>
-        <w:rPr>
-          <w:rFonts w:hint="eastAsia"/>
-        </w:rPr>
-        <w:t>悲戚</w:t>
-      </w:r>
-      <w:r>
-        <w:rPr>
-          <w:rFonts w:hint="eastAsia"/>
-        </w:rPr>
-        <w:t>：內心悲傷。</w:t>
-      </w:r>
-      <w:r>
-        <w:rPr>
-          <w:rFonts w:hint="eastAsia"/>
-        </w:rPr>
-        <w:t>【例】面對離別，她內心感到</w:t>
-      </w:r>
-      <w:proofErr w:type="gramStart"/>
-      <w:r>
-        <w:rPr>
-          <w:rFonts w:hint="eastAsia"/>
-        </w:rPr>
-        <w:t>相當</w:t>
-      </w:r>
-      <w:proofErr w:type="gramEnd"/>
-      <w:r>
-        <w:rPr>
-          <w:rFonts w:hint="eastAsia"/>
-        </w:rPr>
-        <w:t>悲戚。</w:t>
-      </w:r>
-    </w:p>
-    <w:p>
-      <w:pPr>
-        <w:pStyle w:val="aa"/>
-        <w:numPr>
-          <w:ilvl w:val="0"/>
-          <w:numId w:val="1"/>
-        </w:numPr>
-        <w:spacing w:after="0" w:line="400" w:lineRule="exact"/>
-        <w:ind w:leftChars="0" w:right="0"/>
-      </w:pPr>
-      <w:proofErr w:type="gramStart"/>
-      <w:r>
-        <w:rPr>
-          <w:rFonts w:hint="eastAsia"/>
-        </w:rPr>
-        <w:t>驀</w:t>
-      </w:r>
-      <w:proofErr w:type="gramEnd"/>
-      <w:r>
-        <w:rPr>
-          <w:rFonts w:hint="eastAsia"/>
-        </w:rPr>
-        <w:t>(</w:t>
-      </w:r>
-      <w:proofErr w:type="gramStart"/>
-      <w:r>
-        <w:rPr>
-          <w:rFonts w:hint="eastAsia"/>
-          <w:color w:val="FF0000"/>
-          <w:sz w:val="16"/>
-          <w:szCs w:val="16"/>
-        </w:rPr>
-        <w:t>ㄇㄛˋ</w:t>
-      </w:r>
-      <w:proofErr w:type="gramEnd"/>
-      <w:r>
-        <w:rPr>
-          <w:rFonts w:hint="eastAsia"/>
-        </w:rPr>
-        <w:t>)</w:t>
-      </w:r>
-      <w:r>
-        <w:rPr>
-          <w:rFonts w:hint="eastAsia"/>
-        </w:rPr>
-        <w:t>然</w:t>
-      </w:r>
-      <w:r>
-        <w:rPr>
-          <w:rFonts w:hint="eastAsia"/>
-        </w:rPr>
-        <w:t>：忽然。</w:t>
-      </w:r>
-    </w:p>
-    <w:p>
-      <w:pPr>
-        <w:pStyle w:val="aa"/>
-        <w:numPr>
-          <w:ilvl w:val="0"/>
-          <w:numId w:val="1"/>
-        </w:numPr>
-        <w:spacing w:after="0" w:line="400" w:lineRule="exact"/>
-        <w:ind w:leftChars="0" w:right="0"/>
-      </w:pPr>
-      <w:proofErr w:type="gramStart"/>
-      <w:r>
-        <w:rPr>
-          <w:rFonts w:hint="eastAsia"/>
-        </w:rPr>
-        <w:t>凝語</w:t>
-      </w:r>
-      <w:proofErr w:type="gramEnd"/>
-      <w:r>
-        <w:rPr>
-          <w:rFonts w:hint="eastAsia"/>
-        </w:rPr>
-        <w:t>：不說</w:t>
-      </w:r>
-      <w:proofErr w:type="gramStart"/>
-      <w:r>
-        <w:rPr>
-          <w:rFonts w:hint="eastAsia"/>
-        </w:rPr>
-        <w:t>一</w:t>
-      </w:r>
-      <w:proofErr w:type="gramEnd"/>
-      <w:r>
-        <w:rPr>
-          <w:rFonts w:hint="eastAsia"/>
-        </w:rPr>
-        <w:t>語。</w:t>
-      </w:r>
-    </w:p>
-    <w:p>
-      <w:pPr>
-        <w:pStyle w:val="aa"/>
-        <w:numPr>
-          <w:ilvl w:val="0"/>
-          <w:numId w:val="1"/>
-        </w:numPr>
-        <w:spacing w:after="0" w:line="400" w:lineRule="exact"/>
-        <w:ind w:leftChars="0" w:right="0"/>
-      </w:pPr>
-      <w:r>
-        <w:rPr>
-          <w:rFonts w:hint="eastAsia"/>
-        </w:rPr>
-        <w:t>幽咽</w:t>
-      </w:r>
-    </w:p>
-    <w:p>
-      <w:pPr>
-        <w:pStyle w:val="aa"/>
-        <w:numPr>
-          <w:ilvl w:val="0"/>
-          <w:numId w:val="36"/>
-        </w:numPr>
-        <w:spacing w:after="0" w:line="400" w:lineRule="exact"/>
-        <w:ind w:leftChars="0" w:right="0"/>
-      </w:pPr>
-      <w:r>
-        <w:rPr>
-          <w:rFonts w:hint="eastAsia"/>
-        </w:rPr>
-        <w:t>低沉微弱的水流聲。白居易〈琵琶行〉：「</w:t>
-      </w:r>
-      <w:hyperlink r:id="rId12" w:history="1">
-        <w:proofErr w:type="gramStart"/>
-        <w:r>
-          <w:rPr>
-            <w:rStyle w:val="a8"/>
-            <w:rFonts w:hint="eastAsia"/>
-          </w:rPr>
-          <w:t>間關鶯語花底滑</w:t>
-        </w:r>
-        <w:proofErr w:type="gramEnd"/>
-        <w:r>
-          <w:rPr>
-            <w:rStyle w:val="a8"/>
-            <w:rFonts w:hint="eastAsia"/>
-          </w:rPr>
-          <w:t>，</w:t>
-        </w:r>
-        <w:proofErr w:type="gramStart"/>
-        <w:r>
-          <w:rPr>
-            <w:rStyle w:val="a8"/>
-            <w:rFonts w:hint="eastAsia"/>
-          </w:rPr>
-          <w:t>幽咽流泉水</w:t>
-        </w:r>
-        <w:proofErr w:type="gramEnd"/>
-        <w:r>
-          <w:rPr>
-            <w:rStyle w:val="a8"/>
-            <w:rFonts w:hint="eastAsia"/>
-          </w:rPr>
-          <w:t>下灘</w:t>
-        </w:r>
-      </w:hyperlink>
-      <w:r>
-        <w:rPr>
-          <w:rFonts w:hint="eastAsia"/>
-        </w:rPr>
-        <w:t>。」</w:t>
-      </w:r>
-    </w:p>
-    <w:p>
-      <w:pPr>
-        <w:pStyle w:val="aa"/>
-        <w:numPr>
-          <w:ilvl w:val="0"/>
-          <w:numId w:val="36"/>
-        </w:numPr>
-        <w:spacing w:after="0" w:line="400" w:lineRule="exact"/>
-        <w:ind w:leftChars="0" w:right="0"/>
-      </w:pPr>
-      <w:r>
-        <w:t>低微的哭聲。杜甫〈石壕吏〉詩：「</w:t>
-      </w:r>
-      <w:hyperlink r:id="rId13" w:history="1">
-        <w:proofErr w:type="gramStart"/>
-        <w:r>
-          <w:rPr>
-            <w:rStyle w:val="a8"/>
-          </w:rPr>
-          <w:t>夜久語</w:t>
-        </w:r>
-        <w:proofErr w:type="gramEnd"/>
-        <w:r>
-          <w:rPr>
-            <w:rStyle w:val="a8"/>
-          </w:rPr>
-          <w:t>聲絕，如聞</w:t>
-        </w:r>
-        <w:proofErr w:type="gramStart"/>
-        <w:r>
-          <w:rPr>
-            <w:rStyle w:val="a8"/>
-          </w:rPr>
-          <w:t>泣</w:t>
-        </w:r>
-        <w:proofErr w:type="gramEnd"/>
-        <w:r>
-          <w:rPr>
-            <w:rStyle w:val="a8"/>
-          </w:rPr>
-          <w:t>幽咽。</w:t>
-        </w:r>
-      </w:hyperlink>
-      <w:r>
-        <w:t>」</w:t>
+        <w:spacing w:after="0" w:line="380" w:lineRule="exact"/>
+        <w:ind w:leftChars="0" w:left="284" w:right="0" w:hanging="284"/>
+        <w:rPr>
+          <w:rFonts w:hint="eastAsia"/>
+          <w:szCs w:val="28"/>
+        </w:rPr>
+      </w:pPr>
+      <w:r>
+        <w:rPr>
+          <w:rFonts w:hint="eastAsia"/>
+          <w:szCs w:val="28"/>
+        </w:rPr>
+        <w:t>溫婉</w:t>
+      </w:r>
+      <w:r>
+        <w:rPr>
+          <w:rFonts w:hint="eastAsia"/>
+          <w:szCs w:val="28"/>
+        </w:rPr>
+        <w:t>：</w:t>
+      </w:r>
+      <w:r>
+        <w:rPr>
+          <w:rFonts w:hint="eastAsia"/>
+          <w:szCs w:val="28"/>
+        </w:rPr>
+        <w:t>溫柔而婉約，態度、語氣或風格柔和細緻。多用來形容女性的氣質，或文學作品中細膩含蓄的筆觸。如夢境中「小軒窗，正梳妝」的畫面，展現出昔日妻子溫柔婉約的形像，也為整首詞悲涼的基調增添了一抹柔美而令人心碎的懷舊色彩。</w:t>
       </w:r>
     </w:p>
     <w:sectPr>
-      <w:footerReference w:type="default" r:id="rId14"/>
+      <w:footerReference w:type="default" r:id="rId8"/>
       <w:pgSz w:w="11906" w:h="16838"/>
       <w:pgMar w:top="567" w:right="567" w:bottom="567" w:left="567" w:header="0" w:footer="0" w:gutter="0"/>
       <w:cols w:space="720"/>
@@ -3035,7 +2273,7 @@
 </file>
 
 <file path=word/endnotes.xml><?xml version="1.0" encoding="utf-8"?>
-<w:endnotes xmlns:wpc="http://schemas.microsoft.com/office/word/2010/wordprocessingCanvas" xmlns:cx="http://schemas.microsoft.com/office/drawing/2014/chartex" xmlns:cx1="http://schemas.microsoft.com/office/drawing/2015/9/8/chartex" xmlns:cx2="http://schemas.microsoft.com/office/drawing/2015/10/21/chartex" xmlns:cx3="http://schemas.microsoft.com/office/drawing/2016/5/9/chartex" xmlns:cx4="http://schemas.microsoft.com/office/drawing/2016/5/10/chartex" xmlns:cx5="http://schemas.microsoft.com/office/drawing/2016/5/11/chartex" xmlns:cx6="http://schemas.microsoft.com/office/drawing/2016/5/12/chartex" xmlns:cx7="http://schemas.microsoft.com/office/drawing/2016/5/13/chartex" xmlns:cx8="http://schemas.microsoft.com/office/drawing/2016/5/14/chartex" xmlns:mc="http://schemas.openxmlformats.org/markup-compatibility/2006" xmlns:aink="http://schemas.microsoft.com/office/drawing/2016/ink" xmlns:am3d="http://schemas.microsoft.com/office/drawing/2017/model3d" xmlns:o="urn:schemas-microsoft-com:office:office" xmlns:oel="http://schemas.microsoft.com/office/2019/extlst" xmlns:r="http://schemas.openxmlformats.org/officeDocument/2006/relationships" xmlns:m="http://schemas.openxmlformats.org/officeDocument/2006/math" xmlns:v="urn:schemas-microsoft-com:vml" xmlns:wp14="http://schemas.microsoft.com/office/word/2010/wordprocessingDrawing" xmlns:wp="http://schemas.openxmlformats.org/drawingml/2006/wordprocessingDrawing" xmlns:w10="urn:schemas-microsoft-com:office:word" xmlns:w="http://schemas.openxmlformats.org/wordprocessingml/2006/main" xmlns:w14="http://schemas.microsoft.com/office/word/2010/wordml" xmlns:w15="http://schemas.microsoft.com/office/word/2012/wordml" xmlns:w16cex="http://schemas.microsoft.com/office/word/2018/wordml/cex" xmlns:w16cid="http://schemas.microsoft.com/office/word/2016/wordml/cid" xmlns:w16="http://schemas.microsoft.com/office/word/2018/wordml" xmlns:w16du="http://schemas.microsoft.com/office/word/2023/wordml/word16du" xmlns:w16sdtdh="http://schemas.microsoft.com/office/word/2020/wordml/sdtdatahash" xmlns:w16se="http://schemas.microsoft.com/office/word/2015/wordml/symex" xmlns:wpg="http://schemas.microsoft.com/office/word/2010/wordprocessingGroup" xmlns:wpi="http://schemas.microsoft.com/office/word/2010/wordprocessingInk" xmlns:wne="http://schemas.microsoft.com/office/word/2006/wordml" xmlns:wps="http://schemas.microsoft.com/office/word/2010/wordprocessingShape" mc:Ignorable="w14 w15 w16se w16cid w16 w16cex w16sdtdh wp14">
+<w:endnotes xmlns:wpc="http://schemas.microsoft.com/office/word/2010/wordprocessingCanvas" xmlns:cx="http://schemas.microsoft.com/office/drawing/2014/chartex" xmlns:cx1="http://schemas.microsoft.com/office/drawing/2015/9/8/chartex" xmlns:cx2="http://schemas.microsoft.com/office/drawing/2015/10/21/chartex" xmlns:cx3="http://schemas.microsoft.com/office/drawing/2016/5/9/chartex" xmlns:cx4="http://schemas.microsoft.com/office/drawing/2016/5/10/chartex" xmlns:cx5="http://schemas.microsoft.com/office/drawing/2016/5/11/chartex" xmlns:cx6="http://schemas.microsoft.com/office/drawing/2016/5/12/chartex" xmlns:cx7="http://schemas.microsoft.com/office/drawing/2016/5/13/chartex" xmlns:cx8="http://schemas.microsoft.com/office/drawing/2016/5/14/chartex" xmlns:mc="http://schemas.openxmlformats.org/markup-compatibility/2006" xmlns:aink="http://schemas.microsoft.com/office/drawing/2016/ink" xmlns:am3d="http://schemas.microsoft.com/office/drawing/2017/model3d" xmlns:o="urn:schemas-microsoft-com:office:office" xmlns:r="http://schemas.openxmlformats.org/officeDocument/2006/relationships" xmlns:m="http://schemas.openxmlformats.org/officeDocument/2006/math" xmlns:v="urn:schemas-microsoft-com:vml" xmlns:wp14="http://schemas.microsoft.com/office/word/2010/wordprocessingDrawing" xmlns:wp="http://schemas.openxmlformats.org/drawingml/2006/wordprocessingDrawing" xmlns:w10="urn:schemas-microsoft-com:office:word" xmlns:w="http://schemas.openxmlformats.org/wordprocessingml/2006/main" xmlns:w14="http://schemas.microsoft.com/office/word/2010/wordml" xmlns:w15="http://schemas.microsoft.com/office/word/2012/wordml" xmlns:w16cex="http://schemas.microsoft.com/office/word/2018/wordml/cex" xmlns:w16cid="http://schemas.microsoft.com/office/word/2016/wordml/cid" xmlns:w16="http://schemas.microsoft.com/office/word/2018/wordml" xmlns:w16sdtdh="http://schemas.microsoft.com/office/word/2020/wordml/sdtdatahash" xmlns:w16se="http://schemas.microsoft.com/office/word/2015/wordml/symex" xmlns:wpg="http://schemas.microsoft.com/office/word/2010/wordprocessingGroup" xmlns:wpi="http://schemas.microsoft.com/office/word/2010/wordprocessingInk" xmlns:wne="http://schemas.microsoft.com/office/word/2006/wordml" xmlns:wps="http://schemas.microsoft.com/office/word/2010/wordprocessingShape" mc:Ignorable="w14 w15 w16se w16cid w16 w16cex w16sdtdh wp14">
   <w:endnote w:type="separator" w:id="-1">
     <w:p>
       <w:pPr>
@@ -3060,7 +2298,7 @@
 </file>
 
 <file path=word/footer1.xml><?xml version="1.0" encoding="utf-8"?>
-<w:ftr xmlns:wpc="http://schemas.microsoft.com/office/word/2010/wordprocessingCanvas" xmlns:cx="http://schemas.microsoft.com/office/drawing/2014/chartex" xmlns:cx1="http://schemas.microsoft.com/office/drawing/2015/9/8/chartex" xmlns:cx2="http://schemas.microsoft.com/office/drawing/2015/10/21/chartex" xmlns:cx3="http://schemas.microsoft.com/office/drawing/2016/5/9/chartex" xmlns:cx4="http://schemas.microsoft.com/office/drawing/2016/5/10/chartex" xmlns:cx5="http://schemas.microsoft.com/office/drawing/2016/5/11/chartex" xmlns:cx6="http://schemas.microsoft.com/office/drawing/2016/5/12/chartex" xmlns:cx7="http://schemas.microsoft.com/office/drawing/2016/5/13/chartex" xmlns:cx8="http://schemas.microsoft.com/office/drawing/2016/5/14/chartex" xmlns:mc="http://schemas.openxmlformats.org/markup-compatibility/2006" xmlns:aink="http://schemas.microsoft.com/office/drawing/2016/ink" xmlns:am3d="http://schemas.microsoft.com/office/drawing/2017/model3d" xmlns:o="urn:schemas-microsoft-com:office:office" xmlns:oel="http://schemas.microsoft.com/office/2019/extlst" xmlns:r="http://schemas.openxmlformats.org/officeDocument/2006/relationships" xmlns:m="http://schemas.openxmlformats.org/officeDocument/2006/math" xmlns:v="urn:schemas-microsoft-com:vml" xmlns:wp14="http://schemas.microsoft.com/office/word/2010/wordprocessingDrawing" xmlns:wp="http://schemas.openxmlformats.org/drawingml/2006/wordprocessingDrawing" xmlns:w10="urn:schemas-microsoft-com:office:word" xmlns:w="http://schemas.openxmlformats.org/wordprocessingml/2006/main" xmlns:w14="http://schemas.microsoft.com/office/word/2010/wordml" xmlns:w15="http://schemas.microsoft.com/office/word/2012/wordml" xmlns:w16cex="http://schemas.microsoft.com/office/word/2018/wordml/cex" xmlns:w16cid="http://schemas.microsoft.com/office/word/2016/wordml/cid" xmlns:w16="http://schemas.microsoft.com/office/word/2018/wordml" xmlns:w16du="http://schemas.microsoft.com/office/word/2023/wordml/word16du" xmlns:w16sdtdh="http://schemas.microsoft.com/office/word/2020/wordml/sdtdatahash" xmlns:w16se="http://schemas.microsoft.com/office/word/2015/wordml/symex" xmlns:wpg="http://schemas.microsoft.com/office/word/2010/wordprocessingGroup" xmlns:wpi="http://schemas.microsoft.com/office/word/2010/wordprocessingInk" xmlns:wne="http://schemas.microsoft.com/office/word/2006/wordml" xmlns:wps="http://schemas.microsoft.com/office/word/2010/wordprocessingShape" mc:Ignorable="w14 w15 w16se w16cid w16 w16cex w16sdtdh wp14">
+<w:ftr xmlns:wpc="http://schemas.microsoft.com/office/word/2010/wordprocessingCanvas" xmlns:cx="http://schemas.microsoft.com/office/drawing/2014/chartex" xmlns:cx1="http://schemas.microsoft.com/office/drawing/2015/9/8/chartex" xmlns:cx2="http://schemas.microsoft.com/office/drawing/2015/10/21/chartex" xmlns:cx3="http://schemas.microsoft.com/office/drawing/2016/5/9/chartex" xmlns:cx4="http://schemas.microsoft.com/office/drawing/2016/5/10/chartex" xmlns:cx5="http://schemas.microsoft.com/office/drawing/2016/5/11/chartex" xmlns:cx6="http://schemas.microsoft.com/office/drawing/2016/5/12/chartex" xmlns:cx7="http://schemas.microsoft.com/office/drawing/2016/5/13/chartex" xmlns:cx8="http://schemas.microsoft.com/office/drawing/2016/5/14/chartex" xmlns:mc="http://schemas.openxmlformats.org/markup-compatibility/2006" xmlns:aink="http://schemas.microsoft.com/office/drawing/2016/ink" xmlns:am3d="http://schemas.microsoft.com/office/drawing/2017/model3d" xmlns:o="urn:schemas-microsoft-com:office:office" xmlns:r="http://schemas.openxmlformats.org/officeDocument/2006/relationships" xmlns:m="http://schemas.openxmlformats.org/officeDocument/2006/math" xmlns:v="urn:schemas-microsoft-com:vml" xmlns:wp14="http://schemas.microsoft.com/office/word/2010/wordprocessingDrawing" xmlns:wp="http://schemas.openxmlformats.org/drawingml/2006/wordprocessingDrawing" xmlns:w10="urn:schemas-microsoft-com:office:word" xmlns:w="http://schemas.openxmlformats.org/wordprocessingml/2006/main" xmlns:w14="http://schemas.microsoft.com/office/word/2010/wordml" xmlns:w15="http://schemas.microsoft.com/office/word/2012/wordml" xmlns:w16cex="http://schemas.microsoft.com/office/word/2018/wordml/cex" xmlns:w16cid="http://schemas.microsoft.com/office/word/2016/wordml/cid" xmlns:w16="http://schemas.microsoft.com/office/word/2018/wordml" xmlns:w16sdtdh="http://schemas.microsoft.com/office/word/2020/wordml/sdtdatahash" xmlns:w16se="http://schemas.microsoft.com/office/word/2015/wordml/symex" xmlns:wpg="http://schemas.microsoft.com/office/word/2010/wordprocessingGroup" xmlns:wpi="http://schemas.microsoft.com/office/word/2010/wordprocessingInk" xmlns:wne="http://schemas.microsoft.com/office/word/2006/wordml" xmlns:wps="http://schemas.microsoft.com/office/word/2010/wordprocessingShape" mc:Ignorable="w14 w15 w16se w16cid w16 w16cex w16sdtdh wp14">
   <w:sdt>
     <w:sdtPr>
       <w:id w:val="1495451635"/>
@@ -3069,10 +2307,12 @@
         <w:docPartUnique/>
       </w:docPartObj>
     </w:sdtPr>
+    <w:sdtEndPr/>
     <w:sdtContent>
       <w:p>
         <w:pPr>
           <w:pStyle w:val="a6"/>
+          <w:ind w:right="-1"/>
           <w:jc w:val="right"/>
         </w:pPr>
         <w:r>
@@ -3111,7 +2351,7 @@
 </file>
 
 <file path=word/footnotes.xml><?xml version="1.0" encoding="utf-8"?>
-<w:footnotes xmlns:wpc="http://schemas.microsoft.com/office/word/2010/wordprocessingCanvas" xmlns:cx="http://schemas.microsoft.com/office/drawing/2014/chartex" xmlns:cx1="http://schemas.microsoft.com/office/drawing/2015/9/8/chartex" xmlns:cx2="http://schemas.microsoft.com/office/drawing/2015/10/21/chartex" xmlns:cx3="http://schemas.microsoft.com/office/drawing/2016/5/9/chartex" xmlns:cx4="http://schemas.microsoft.com/office/drawing/2016/5/10/chartex" xmlns:cx5="http://schemas.microsoft.com/office/drawing/2016/5/11/chartex" xmlns:cx6="http://schemas.microsoft.com/office/drawing/2016/5/12/chartex" xmlns:cx7="http://schemas.microsoft.com/office/drawing/2016/5/13/chartex" xmlns:cx8="http://schemas.microsoft.com/office/drawing/2016/5/14/chartex" xmlns:mc="http://schemas.openxmlformats.org/markup-compatibility/2006" xmlns:aink="http://schemas.microsoft.com/office/drawing/2016/ink" xmlns:am3d="http://schemas.microsoft.com/office/drawing/2017/model3d" xmlns:o="urn:schemas-microsoft-com:office:office" xmlns:oel="http://schemas.microsoft.com/office/2019/extlst" xmlns:r="http://schemas.openxmlformats.org/officeDocument/2006/relationships" xmlns:m="http://schemas.openxmlformats.org/officeDocument/2006/math" xmlns:v="urn:schemas-microsoft-com:vml" xmlns:wp14="http://schemas.microsoft.com/office/word/2010/wordprocessingDrawing" xmlns:wp="http://schemas.openxmlformats.org/drawingml/2006/wordprocessingDrawing" xmlns:w10="urn:schemas-microsoft-com:office:word" xmlns:w="http://schemas.openxmlformats.org/wordprocessingml/2006/main" xmlns:w14="http://schemas.microsoft.com/office/word/2010/wordml" xmlns:w15="http://schemas.microsoft.com/office/word/2012/wordml" xmlns:w16cex="http://schemas.microsoft.com/office/word/2018/wordml/cex" xmlns:w16cid="http://schemas.microsoft.com/office/word/2016/wordml/cid" xmlns:w16="http://schemas.microsoft.com/office/word/2018/wordml" xmlns:w16du="http://schemas.microsoft.com/office/word/2023/wordml/word16du" xmlns:w16sdtdh="http://schemas.microsoft.com/office/word/2020/wordml/sdtdatahash" xmlns:w16se="http://schemas.microsoft.com/office/word/2015/wordml/symex" xmlns:wpg="http://schemas.microsoft.com/office/word/2010/wordprocessingGroup" xmlns:wpi="http://schemas.microsoft.com/office/word/2010/wordprocessingInk" xmlns:wne="http://schemas.microsoft.com/office/word/2006/wordml" xmlns:wps="http://schemas.microsoft.com/office/word/2010/wordprocessingShape" mc:Ignorable="w14 w15 w16se w16cid w16 w16cex w16sdtdh wp14">
+<w:footnotes xmlns:wpc="http://schemas.microsoft.com/office/word/2010/wordprocessingCanvas" xmlns:cx="http://schemas.microsoft.com/office/drawing/2014/chartex" xmlns:cx1="http://schemas.microsoft.com/office/drawing/2015/9/8/chartex" xmlns:cx2="http://schemas.microsoft.com/office/drawing/2015/10/21/chartex" xmlns:cx3="http://schemas.microsoft.com/office/drawing/2016/5/9/chartex" xmlns:cx4="http://schemas.microsoft.com/office/drawing/2016/5/10/chartex" xmlns:cx5="http://schemas.microsoft.com/office/drawing/2016/5/11/chartex" xmlns:cx6="http://schemas.microsoft.com/office/drawing/2016/5/12/chartex" xmlns:cx7="http://schemas.microsoft.com/office/drawing/2016/5/13/chartex" xmlns:cx8="http://schemas.microsoft.com/office/drawing/2016/5/14/chartex" xmlns:mc="http://schemas.openxmlformats.org/markup-compatibility/2006" xmlns:aink="http://schemas.microsoft.com/office/drawing/2016/ink" xmlns:am3d="http://schemas.microsoft.com/office/drawing/2017/model3d" xmlns:o="urn:schemas-microsoft-com:office:office" xmlns:r="http://schemas.openxmlformats.org/officeDocument/2006/relationships" xmlns:m="http://schemas.openxmlformats.org/officeDocument/2006/math" xmlns:v="urn:schemas-microsoft-com:vml" xmlns:wp14="http://schemas.microsoft.com/office/word/2010/wordprocessingDrawing" xmlns:wp="http://schemas.openxmlformats.org/drawingml/2006/wordprocessingDrawing" xmlns:w10="urn:schemas-microsoft-com:office:word" xmlns:w="http://schemas.openxmlformats.org/wordprocessingml/2006/main" xmlns:w14="http://schemas.microsoft.com/office/word/2010/wordml" xmlns:w15="http://schemas.microsoft.com/office/word/2012/wordml" xmlns:w16cex="http://schemas.microsoft.com/office/word/2018/wordml/cex" xmlns:w16cid="http://schemas.microsoft.com/office/word/2016/wordml/cid" xmlns:w16="http://schemas.microsoft.com/office/word/2018/wordml" xmlns:w16sdtdh="http://schemas.microsoft.com/office/word/2020/wordml/sdtdatahash" xmlns:w16se="http://schemas.microsoft.com/office/word/2015/wordml/symex" xmlns:wpg="http://schemas.microsoft.com/office/word/2010/wordprocessingGroup" xmlns:wpi="http://schemas.microsoft.com/office/word/2010/wordprocessingInk" xmlns:wne="http://schemas.microsoft.com/office/word/2006/wordml" xmlns:wps="http://schemas.microsoft.com/office/word/2010/wordprocessingShape" mc:Ignorable="w14 w15 w16se w16cid w16 w16cex w16sdtdh wp14">
   <w:footnote w:type="separator" w:id="-1">
     <w:p>
       <w:pPr>
@@ -3136,7 +2376,7 @@
 </file>
 
 <file path=word/numbering.xml><?xml version="1.0" encoding="utf-8"?>
-<w:numbering xmlns:wpc="http://schemas.microsoft.com/office/word/2010/wordprocessingCanvas" xmlns:cx="http://schemas.microsoft.com/office/drawing/2014/chartex" xmlns:cx1="http://schemas.microsoft.com/office/drawing/2015/9/8/chartex" xmlns:cx2="http://schemas.microsoft.com/office/drawing/2015/10/21/chartex" xmlns:cx3="http://schemas.microsoft.com/office/drawing/2016/5/9/chartex" xmlns:cx4="http://schemas.microsoft.com/office/drawing/2016/5/10/chartex" xmlns:cx5="http://schemas.microsoft.com/office/drawing/2016/5/11/chartex" xmlns:cx6="http://schemas.microsoft.com/office/drawing/2016/5/12/chartex" xmlns:cx7="http://schemas.microsoft.com/office/drawing/2016/5/13/chartex" xmlns:cx8="http://schemas.microsoft.com/office/drawing/2016/5/14/chartex" xmlns:mc="http://schemas.openxmlformats.org/markup-compatibility/2006" xmlns:aink="http://schemas.microsoft.com/office/drawing/2016/ink" xmlns:am3d="http://schemas.microsoft.com/office/drawing/2017/model3d" xmlns:o="urn:schemas-microsoft-com:office:office" xmlns:oel="http://schemas.microsoft.com/office/2019/extlst" xmlns:r="http://schemas.openxmlformats.org/officeDocument/2006/relationships" xmlns:m="http://schemas.openxmlformats.org/officeDocument/2006/math" xmlns:v="urn:schemas-microsoft-com:vml" xmlns:wp14="http://schemas.microsoft.com/office/word/2010/wordprocessingDrawing" xmlns:wp="http://schemas.openxmlformats.org/drawingml/2006/wordprocessingDrawing" xmlns:w10="urn:schemas-microsoft-com:office:word" xmlns:w="http://schemas.openxmlformats.org/wordprocessingml/2006/main" xmlns:w14="http://schemas.microsoft.com/office/word/2010/wordml" xmlns:w15="http://schemas.microsoft.com/office/word/2012/wordml" xmlns:w16cex="http://schemas.microsoft.com/office/word/2018/wordml/cex" xmlns:w16cid="http://schemas.microsoft.com/office/word/2016/wordml/cid" xmlns:w16="http://schemas.microsoft.com/office/word/2018/wordml" xmlns:w16du="http://schemas.microsoft.com/office/word/2023/wordml/word16du" xmlns:w16sdtdh="http://schemas.microsoft.com/office/word/2020/wordml/sdtdatahash" xmlns:w16se="http://schemas.microsoft.com/office/word/2015/wordml/symex" xmlns:wpg="http://schemas.microsoft.com/office/word/2010/wordprocessingGroup" xmlns:wpi="http://schemas.microsoft.com/office/word/2010/wordprocessingInk" xmlns:wne="http://schemas.microsoft.com/office/word/2006/wordml" xmlns:wps="http://schemas.microsoft.com/office/word/2010/wordprocessingShape" mc:Ignorable="w14 w15 w16se w16cid w16 w16cex w16sdtdh wp14">
+<w:numbering xmlns:wpc="http://schemas.microsoft.com/office/word/2010/wordprocessingCanvas" xmlns:cx="http://schemas.microsoft.com/office/drawing/2014/chartex" xmlns:cx1="http://schemas.microsoft.com/office/drawing/2015/9/8/chartex" xmlns:cx2="http://schemas.microsoft.com/office/drawing/2015/10/21/chartex" xmlns:cx3="http://schemas.microsoft.com/office/drawing/2016/5/9/chartex" xmlns:cx4="http://schemas.microsoft.com/office/drawing/2016/5/10/chartex" xmlns:cx5="http://schemas.microsoft.com/office/drawing/2016/5/11/chartex" xmlns:cx6="http://schemas.microsoft.com/office/drawing/2016/5/12/chartex" xmlns:cx7="http://schemas.microsoft.com/office/drawing/2016/5/13/chartex" xmlns:cx8="http://schemas.microsoft.com/office/drawing/2016/5/14/chartex" xmlns:mc="http://schemas.openxmlformats.org/markup-compatibility/2006" xmlns:aink="http://schemas.microsoft.com/office/drawing/2016/ink" xmlns:am3d="http://schemas.microsoft.com/office/drawing/2017/model3d" xmlns:o="urn:schemas-microsoft-com:office:office" xmlns:r="http://schemas.openxmlformats.org/officeDocument/2006/relationships" xmlns:m="http://schemas.openxmlformats.org/officeDocument/2006/math" xmlns:v="urn:schemas-microsoft-com:vml" xmlns:wp14="http://schemas.microsoft.com/office/word/2010/wordprocessingDrawing" xmlns:wp="http://schemas.openxmlformats.org/drawingml/2006/wordprocessingDrawing" xmlns:w10="urn:schemas-microsoft-com:office:word" xmlns:w="http://schemas.openxmlformats.org/wordprocessingml/2006/main" xmlns:w14="http://schemas.microsoft.com/office/word/2010/wordml" xmlns:w15="http://schemas.microsoft.com/office/word/2012/wordml" xmlns:w16cex="http://schemas.microsoft.com/office/word/2018/wordml/cex" xmlns:w16cid="http://schemas.microsoft.com/office/word/2016/wordml/cid" xmlns:w16="http://schemas.microsoft.com/office/word/2018/wordml" xmlns:w16sdtdh="http://schemas.microsoft.com/office/word/2020/wordml/sdtdatahash" xmlns:w16se="http://schemas.microsoft.com/office/word/2015/wordml/symex" xmlns:wpg="http://schemas.microsoft.com/office/word/2010/wordprocessingGroup" xmlns:wpi="http://schemas.microsoft.com/office/word/2010/wordprocessingInk" xmlns:wne="http://schemas.microsoft.com/office/word/2006/wordml" xmlns:wps="http://schemas.microsoft.com/office/word/2010/wordprocessingShape" mc:Ignorable="w14 w15 w16se w16cid w16 w16cex w16sdtdh wp14">
   <w:abstractNum w:abstractNumId="0" w15:restartNumberingAfterBreak="0">
     <w:nsid w:val="FFFFFF89"/>
     <w:multiLevelType w:val="singleLevel"/>
@@ -7207,118 +6447,118 @@
       </w:rPr>
     </w:lvl>
   </w:abstractNum>
-  <w:num w:numId="1" w16cid:durableId="1841851666">
+  <w:num w:numId="1">
     <w:abstractNumId w:val="24"/>
   </w:num>
-  <w:num w:numId="2" w16cid:durableId="124205906">
+  <w:num w:numId="2">
     <w:abstractNumId w:val="22"/>
   </w:num>
-  <w:num w:numId="3" w16cid:durableId="841968051">
+  <w:num w:numId="3">
     <w:abstractNumId w:val="25"/>
   </w:num>
-  <w:num w:numId="4" w16cid:durableId="1786462299">
+  <w:num w:numId="4">
     <w:abstractNumId w:val="10"/>
   </w:num>
-  <w:num w:numId="5" w16cid:durableId="519242602">
+  <w:num w:numId="5">
     <w:abstractNumId w:val="11"/>
   </w:num>
-  <w:num w:numId="6" w16cid:durableId="1695233673">
+  <w:num w:numId="6">
     <w:abstractNumId w:val="27"/>
   </w:num>
-  <w:num w:numId="7" w16cid:durableId="913853542">
+  <w:num w:numId="7">
     <w:abstractNumId w:val="17"/>
   </w:num>
-  <w:num w:numId="8" w16cid:durableId="1910771399">
+  <w:num w:numId="8">
     <w:abstractNumId w:val="15"/>
   </w:num>
-  <w:num w:numId="9" w16cid:durableId="942691393">
+  <w:num w:numId="9">
     <w:abstractNumId w:val="35"/>
   </w:num>
-  <w:num w:numId="10" w16cid:durableId="1013186656">
+  <w:num w:numId="10">
     <w:abstractNumId w:val="7"/>
   </w:num>
-  <w:num w:numId="11" w16cid:durableId="721557150">
+  <w:num w:numId="11">
     <w:abstractNumId w:val="28"/>
   </w:num>
-  <w:num w:numId="12" w16cid:durableId="172182769">
+  <w:num w:numId="12">
     <w:abstractNumId w:val="3"/>
   </w:num>
-  <w:num w:numId="13" w16cid:durableId="1147629156">
+  <w:num w:numId="13">
     <w:abstractNumId w:val="20"/>
   </w:num>
-  <w:num w:numId="14" w16cid:durableId="189613212">
+  <w:num w:numId="14">
     <w:abstractNumId w:val="23"/>
   </w:num>
-  <w:num w:numId="15" w16cid:durableId="988098106">
+  <w:num w:numId="15">
     <w:abstractNumId w:val="18"/>
   </w:num>
-  <w:num w:numId="16" w16cid:durableId="1288897638">
+  <w:num w:numId="16">
     <w:abstractNumId w:val="30"/>
   </w:num>
-  <w:num w:numId="17" w16cid:durableId="142546625">
+  <w:num w:numId="17">
     <w:abstractNumId w:val="6"/>
   </w:num>
-  <w:num w:numId="18" w16cid:durableId="1293948036">
+  <w:num w:numId="18">
     <w:abstractNumId w:val="16"/>
   </w:num>
-  <w:num w:numId="19" w16cid:durableId="1173834982">
+  <w:num w:numId="19">
     <w:abstractNumId w:val="26"/>
   </w:num>
-  <w:num w:numId="20" w16cid:durableId="2027831691">
+  <w:num w:numId="20">
     <w:abstractNumId w:val="4"/>
   </w:num>
-  <w:num w:numId="21" w16cid:durableId="314799758">
+  <w:num w:numId="21">
     <w:abstractNumId w:val="2"/>
   </w:num>
-  <w:num w:numId="22" w16cid:durableId="1354570293">
+  <w:num w:numId="22">
     <w:abstractNumId w:val="13"/>
   </w:num>
-  <w:num w:numId="23" w16cid:durableId="1424453302">
+  <w:num w:numId="23">
     <w:abstractNumId w:val="9"/>
   </w:num>
-  <w:num w:numId="24" w16cid:durableId="1028606080">
+  <w:num w:numId="24">
     <w:abstractNumId w:val="14"/>
   </w:num>
-  <w:num w:numId="25" w16cid:durableId="586159370">
+  <w:num w:numId="25">
     <w:abstractNumId w:val="29"/>
   </w:num>
-  <w:num w:numId="26" w16cid:durableId="950042391">
+  <w:num w:numId="26">
     <w:abstractNumId w:val="36"/>
   </w:num>
-  <w:num w:numId="27" w16cid:durableId="2092502089">
+  <w:num w:numId="27">
     <w:abstractNumId w:val="1"/>
   </w:num>
-  <w:num w:numId="28" w16cid:durableId="1157915356">
+  <w:num w:numId="28">
     <w:abstractNumId w:val="31"/>
   </w:num>
-  <w:num w:numId="29" w16cid:durableId="1086422014">
+  <w:num w:numId="29">
     <w:abstractNumId w:val="8"/>
   </w:num>
-  <w:num w:numId="30" w16cid:durableId="469830308">
+  <w:num w:numId="30">
     <w:abstractNumId w:val="33"/>
   </w:num>
-  <w:num w:numId="31" w16cid:durableId="605041396">
+  <w:num w:numId="31">
     <w:abstractNumId w:val="32"/>
   </w:num>
-  <w:num w:numId="32" w16cid:durableId="1214001998">
+  <w:num w:numId="32">
     <w:abstractNumId w:val="37"/>
   </w:num>
-  <w:num w:numId="33" w16cid:durableId="2066295224">
+  <w:num w:numId="33">
     <w:abstractNumId w:val="0"/>
   </w:num>
-  <w:num w:numId="34" w16cid:durableId="1119883232">
+  <w:num w:numId="34">
     <w:abstractNumId w:val="12"/>
   </w:num>
-  <w:num w:numId="35" w16cid:durableId="1122115383">
+  <w:num w:numId="35">
     <w:abstractNumId w:val="21"/>
   </w:num>
-  <w:num w:numId="36" w16cid:durableId="2092848846">
+  <w:num w:numId="36">
     <w:abstractNumId w:val="34"/>
   </w:num>
-  <w:num w:numId="37" w16cid:durableId="1845625779">
+  <w:num w:numId="37">
     <w:abstractNumId w:val="5"/>
   </w:num>
-  <w:num w:numId="38" w16cid:durableId="22564306">
+  <w:num w:numId="38">
     <w:abstractNumId w:val="19"/>
   </w:num>
   <w:numIdMacAtCleanup w:val="7"/>
